--- a/260904.docx
+++ b/260904.docx
@@ -42,23 +42,7 @@
         <w:pStyle w:val="ac"/>
       </w:pPr>
       <w:r>
-        <w:t xml:space="preserve">Это просто копия моих конспектов! Оригинальные записи можно найти в моём репозитории, ссылка на который должна быть в </w:t>
-      </w:r>
-      <w:commentRangeStart w:id="0"/>
-      <w:r>
-        <w:t>комментарии</w:t>
-      </w:r>
-      <w:commentRangeEnd w:id="0"/>
-      <w:r>
-        <w:rPr>
-          <w:rStyle w:val="af"/>
-          <w:sz w:val="18"/>
-          <w:szCs w:val="24"/>
-        </w:rPr>
-        <w:commentReference w:id="0"/>
-      </w:r>
-      <w:r>
-        <w:t xml:space="preserve"> к работе</w:t>
+        <w:t>Это просто копия моих конспектов! Оригинальные записи можно найти в моём репозитории, ссылка на который должна быть в комментарии к работе</w:t>
       </w:r>
     </w:p>
     <w:p>
@@ -140,7 +124,31 @@
         <w:t>Ограниченный словарный запас:</w:t>
       </w:r>
       <w:r>
-        <w:t> В языках программирования обычно несколько десятков ключевых слов (например, if, for, class), тогда как естественный язык содержит сотни тысяч слов.</w:t>
+        <w:t> В языках программирования обычно несколько десятков ключевых слов (например, </w:t>
+      </w:r>
+      <w:proofErr w:type="spellStart"/>
+      <w:r>
+        <w:t>if</w:t>
+      </w:r>
+      <w:proofErr w:type="spellEnd"/>
+      <w:r>
+        <w:t>, </w:t>
+      </w:r>
+      <w:proofErr w:type="spellStart"/>
+      <w:r>
+        <w:t>for</w:t>
+      </w:r>
+      <w:proofErr w:type="spellEnd"/>
+      <w:r>
+        <w:t>, </w:t>
+      </w:r>
+      <w:proofErr w:type="spellStart"/>
+      <w:r>
+        <w:t>class</w:t>
+      </w:r>
+      <w:proofErr w:type="spellEnd"/>
+      <w:r>
+        <w:t>), тогда как естественный язык содержит сотни тысяч слов.</w:t>
       </w:r>
     </w:p>
     <w:p>
@@ -263,10 +271,22 @@
           <w:b/>
           <w:bCs/>
         </w:rPr>
-        <w:t>Особенности:</w:t>
-      </w:r>
-      <w:r>
-        <w:t> Очень быстрые, но писать их чрезвычайно сложно, код привязан к конкретному процессору (непереносим), высокая вероятность ошибок.</w:t>
+        <w:t>Особенности</w:t>
+      </w:r>
+      <w:proofErr w:type="gramStart"/>
+      <w:r>
+        <w:rPr>
+          <w:b/>
+          <w:bCs/>
+        </w:rPr>
+        <w:t>:</w:t>
+      </w:r>
+      <w:r>
+        <w:t> Очень</w:t>
+      </w:r>
+      <w:proofErr w:type="gramEnd"/>
+      <w:r>
+        <w:t xml:space="preserve"> быстрые, но писать их чрезвычайно сложно, код привязан к конкретному процессору (непереносим), высокая вероятность ошибок.</w:t>
       </w:r>
     </w:p>
     <w:p>
@@ -318,10 +338,22 @@
           <w:b/>
           <w:bCs/>
         </w:rPr>
-        <w:t>Особенности:</w:t>
-      </w:r>
-      <w:r>
-        <w:t> Чуть понятнее для человека, все еще низкоуровневые, используются для драйверов и критичных к скорости участков кода.</w:t>
+        <w:t>Особенности</w:t>
+      </w:r>
+      <w:proofErr w:type="gramStart"/>
+      <w:r>
+        <w:rPr>
+          <w:b/>
+          <w:bCs/>
+        </w:rPr>
+        <w:t>:</w:t>
+      </w:r>
+      <w:r>
+        <w:t> Чуть</w:t>
+      </w:r>
+      <w:proofErr w:type="gramEnd"/>
+      <w:r>
+        <w:t xml:space="preserve"> понятнее для человека, все еще низкоуровневые, используются для драйверов и критичных к скорости участков кода.</w:t>
       </w:r>
     </w:p>
     <w:p>
@@ -405,10 +437,22 @@
           <w:b/>
           <w:bCs/>
         </w:rPr>
-        <w:t>Особенности:</w:t>
-      </w:r>
-      <w:r>
-        <w:t> Появились переменные, циклы, функции. Один оператор на таком языке заменяет несколько машинных команд. Главное достижение — переносимость (код можно скомпилировать на разных машинах).</w:t>
+        <w:t>Особенности</w:t>
+      </w:r>
+      <w:proofErr w:type="gramStart"/>
+      <w:r>
+        <w:rPr>
+          <w:b/>
+          <w:bCs/>
+        </w:rPr>
+        <w:t>:</w:t>
+      </w:r>
+      <w:r>
+        <w:t> Появились</w:t>
+      </w:r>
+      <w:proofErr w:type="gramEnd"/>
+      <w:r>
+        <w:t xml:space="preserve"> переменные, циклы, функции. Один оператор на таком языке заменяет несколько машинных команд. Главное достижение — переносимость (код можно скомпилировать на разных машинах).</w:t>
       </w:r>
     </w:p>
     <w:p>
@@ -533,10 +577,22 @@
           <w:b/>
           <w:bCs/>
         </w:rPr>
-        <w:t>Суть:</w:t>
-      </w:r>
-      <w:r>
-        <w:t> Позволяют описывать не алгоритмы, а условия задачи и ограничения.</w:t>
+        <w:t>Суть</w:t>
+      </w:r>
+      <w:proofErr w:type="gramStart"/>
+      <w:r>
+        <w:rPr>
+          <w:b/>
+          <w:bCs/>
+        </w:rPr>
+        <w:t>:</w:t>
+      </w:r>
+      <w:r>
+        <w:t> Позволяют</w:t>
+      </w:r>
+      <w:proofErr w:type="gramEnd"/>
+      <w:r>
+        <w:t xml:space="preserve"> описывать не алгоритмы, а условия задачи и ограничения.</w:t>
       </w:r>
     </w:p>
     <w:p>
@@ -555,7 +611,39 @@
         <w:t>Примеры:</w:t>
       </w:r>
       <w:r>
-        <w:t> Prolog, Lisp, а также современные библиотеки машинного обучения (TensorFlow, PyTorch).</w:t>
+        <w:t> </w:t>
+      </w:r>
+      <w:proofErr w:type="spellStart"/>
+      <w:r>
+        <w:t>Prolog</w:t>
+      </w:r>
+      <w:proofErr w:type="spellEnd"/>
+      <w:r>
+        <w:t xml:space="preserve">, </w:t>
+      </w:r>
+      <w:proofErr w:type="spellStart"/>
+      <w:r>
+        <w:t>Lisp</w:t>
+      </w:r>
+      <w:proofErr w:type="spellEnd"/>
+      <w:r>
+        <w:t>, а также современные библиотеки машинного обучения (</w:t>
+      </w:r>
+      <w:proofErr w:type="spellStart"/>
+      <w:r>
+        <w:t>TensorFlow</w:t>
+      </w:r>
+      <w:proofErr w:type="spellEnd"/>
+      <w:r>
+        <w:t xml:space="preserve">, </w:t>
+      </w:r>
+      <w:proofErr w:type="spellStart"/>
+      <w:r>
+        <w:t>PyTorch</w:t>
+      </w:r>
+      <w:proofErr w:type="spellEnd"/>
+      <w:r>
+        <w:t>).</w:t>
       </w:r>
     </w:p>
     <w:p>
@@ -678,10 +766,22 @@
           <w:b/>
           <w:bCs/>
         </w:rPr>
-        <w:t>Сложность:</w:t>
-      </w:r>
-      <w:r>
-        <w:t> Очень высокая. Нужно знать архитектуру процессора.</w:t>
+        <w:t>Сложность</w:t>
+      </w:r>
+      <w:proofErr w:type="gramStart"/>
+      <w:r>
+        <w:rPr>
+          <w:b/>
+          <w:bCs/>
+        </w:rPr>
+        <w:t>:</w:t>
+      </w:r>
+      <w:r>
+        <w:t> Очень</w:t>
+      </w:r>
+      <w:proofErr w:type="gramEnd"/>
+      <w:r>
+        <w:t xml:space="preserve"> высокая. Нужно знать архитектуру процессора.</w:t>
       </w:r>
     </w:p>
     <w:p>
@@ -697,10 +797,22 @@
           <w:b/>
           <w:bCs/>
         </w:rPr>
-        <w:t>Переносимость:</w:t>
-      </w:r>
-      <w:r>
-        <w:t> Отсутствует (программа для Intel не пойдет на ARM без переписывания).</w:t>
+        <w:t>Переносимость</w:t>
+      </w:r>
+      <w:proofErr w:type="gramStart"/>
+      <w:r>
+        <w:rPr>
+          <w:b/>
+          <w:bCs/>
+        </w:rPr>
+        <w:t>:</w:t>
+      </w:r>
+      <w:r>
+        <w:t> Отсутствует</w:t>
+      </w:r>
+      <w:proofErr w:type="gramEnd"/>
+      <w:r>
+        <w:t xml:space="preserve"> (программа для Intel не пойдет на ARM без переписывания).</w:t>
       </w:r>
     </w:p>
     <w:p>
@@ -771,10 +883,22 @@
           <w:b/>
           <w:bCs/>
         </w:rPr>
-        <w:t>Скорость:</w:t>
-      </w:r>
-      <w:r>
-        <w:t> Чуть ниже (зависит от компилятора/интерпретатора, но современные оптимизаторы сводят разрыв к минимуму).</w:t>
+        <w:t>Скорость</w:t>
+      </w:r>
+      <w:proofErr w:type="gramStart"/>
+      <w:r>
+        <w:rPr>
+          <w:b/>
+          <w:bCs/>
+        </w:rPr>
+        <w:t>:</w:t>
+      </w:r>
+      <w:r>
+        <w:t> Чуть</w:t>
+      </w:r>
+      <w:proofErr w:type="gramEnd"/>
+      <w:r>
+        <w:t xml:space="preserve"> ниже (зависит от компилятора/интерпретатора, но современные оптимизаторы сводят разрыв к минимуму).</w:t>
       </w:r>
     </w:p>
     <w:p>
@@ -812,7 +936,15 @@
         <w:t>Переносимость:</w:t>
       </w:r>
       <w:r>
-        <w:t> Высокая. Код, написанный на Python или Java, будет работать на Windows, Linux и MacOS без изменений (или с минимальными правками).</w:t>
+        <w:t xml:space="preserve"> Высокая. Код, написанный на Python или Java, будет работать на Windows, Linux и </w:t>
+      </w:r>
+      <w:proofErr w:type="spellStart"/>
+      <w:r>
+        <w:t>MacOS</w:t>
+      </w:r>
+      <w:proofErr w:type="spellEnd"/>
+      <w:r>
+        <w:t xml:space="preserve"> без изменений (или с минимальными правками).</w:t>
       </w:r>
     </w:p>
     <w:p>
@@ -854,6 +986,7 @@
         <w:rPr>
           <w:b/>
           <w:bCs/>
+          <w:lang w:val="en-US"/>
         </w:rPr>
       </w:pPr>
     </w:p>
@@ -1192,7 +1325,39 @@
         <w:t>Примеры языков:</w:t>
       </w:r>
       <w:r>
-        <w:t> Haskell, Lisp, Erlang, F#, Scala (мультипарадигменный).</w:t>
+        <w:t> </w:t>
+      </w:r>
+      <w:proofErr w:type="spellStart"/>
+      <w:r>
+        <w:t>Haskell</w:t>
+      </w:r>
+      <w:proofErr w:type="spellEnd"/>
+      <w:r>
+        <w:t xml:space="preserve">, </w:t>
+      </w:r>
+      <w:proofErr w:type="spellStart"/>
+      <w:r>
+        <w:t>Lisp</w:t>
+      </w:r>
+      <w:proofErr w:type="spellEnd"/>
+      <w:r>
+        <w:t xml:space="preserve">, </w:t>
+      </w:r>
+      <w:proofErr w:type="spellStart"/>
+      <w:r>
+        <w:t>Erlang</w:t>
+      </w:r>
+      <w:proofErr w:type="spellEnd"/>
+      <w:r>
+        <w:t>, F#, Scala (</w:t>
+      </w:r>
+      <w:proofErr w:type="spellStart"/>
+      <w:r>
+        <w:t>мультипарадигменный</w:t>
+      </w:r>
+      <w:proofErr w:type="spellEnd"/>
+      <w:r>
+        <w:t>).</w:t>
       </w:r>
     </w:p>
     <w:p>
@@ -1285,7 +1450,23 @@
         <w:t>Примеры языков:</w:t>
       </w:r>
       <w:r>
-        <w:t> Prolog, Datalog, SQL (частично).</w:t>
+        <w:t> </w:t>
+      </w:r>
+      <w:proofErr w:type="spellStart"/>
+      <w:r>
+        <w:t>Prolog</w:t>
+      </w:r>
+      <w:proofErr w:type="spellEnd"/>
+      <w:r>
+        <w:t xml:space="preserve">, </w:t>
+      </w:r>
+      <w:proofErr w:type="spellStart"/>
+      <w:r>
+        <w:t>Datalog</w:t>
+      </w:r>
+      <w:proofErr w:type="spellEnd"/>
+      <w:r>
+        <w:t>, SQL (частично).</w:t>
       </w:r>
     </w:p>
     <w:p>
@@ -1453,22 +1634,50 @@
           <w:b/>
           <w:bCs/>
         </w:rPr>
-        <w:t>Плюсы:</w:t>
-      </w:r>
-      <w:r>
-        <w:t> Это единственный язык фронтенда, а с Node.js и бэкенда. Спрос на рынке огромен. Недостаток: язык имеет много исторических странностей, которые могут сбить с толку на старте (например, нестрогое сравнение ==).</w:t>
-      </w:r>
-    </w:p>
-    <w:p>
-      <w:pPr>
-        <w:pStyle w:val="ac"/>
-      </w:pPr>
-      <w:r>
-        <w:rPr>
-          <w:b/>
-          <w:bCs/>
-        </w:rPr>
-        <w:t>Третий вариант — Scratch (для детей и абсолютных нулевиков).</w:t>
+        <w:t>Плюсы</w:t>
+      </w:r>
+      <w:proofErr w:type="gramStart"/>
+      <w:r>
+        <w:rPr>
+          <w:b/>
+          <w:bCs/>
+        </w:rPr>
+        <w:t>:</w:t>
+      </w:r>
+      <w:r>
+        <w:t> Это</w:t>
+      </w:r>
+      <w:proofErr w:type="gramEnd"/>
+      <w:r>
+        <w:t xml:space="preserve"> единственный язык фронтенда, а с Node.js и бэкенда. Спрос на рынке огромен. Недостаток: язык имеет много исторических странностей, которые могут сбить с толку на старте (например, нестрогое сравнение ==).</w:t>
+      </w:r>
+    </w:p>
+    <w:p>
+      <w:pPr>
+        <w:pStyle w:val="ac"/>
+      </w:pPr>
+      <w:r>
+        <w:rPr>
+          <w:b/>
+          <w:bCs/>
+        </w:rPr>
+        <w:t xml:space="preserve">Третий вариант — </w:t>
+      </w:r>
+      <w:proofErr w:type="spellStart"/>
+      <w:r>
+        <w:rPr>
+          <w:b/>
+          <w:bCs/>
+        </w:rPr>
+        <w:t>Scratch</w:t>
+      </w:r>
+      <w:proofErr w:type="spellEnd"/>
+      <w:r>
+        <w:rPr>
+          <w:b/>
+          <w:bCs/>
+        </w:rPr>
+        <w:t xml:space="preserve"> (для детей и абсолютных нулевиков).</w:t>
       </w:r>
     </w:p>
     <w:p>
@@ -1645,7 +1854,15 @@
         <w:t>Примеры языков:</w:t>
       </w:r>
       <w:r>
-        <w:t> C, C++, Java, Python (в основном), JavaScript, Pascal.</w:t>
+        <w:t xml:space="preserve"> C, C++, Java, Python (в основном), JavaScript, </w:t>
+      </w:r>
+      <w:proofErr w:type="spellStart"/>
+      <w:r>
+        <w:t>Pascal</w:t>
+      </w:r>
+      <w:proofErr w:type="spellEnd"/>
+      <w:r>
+        <w:t>.</w:t>
       </w:r>
     </w:p>
     <w:p>
@@ -1714,7 +1931,36 @@
         <w:t>Примеры языков:</w:t>
       </w:r>
       <w:r>
-        <w:t> SQL (вы пишете SELECT * FROM users WHERE age &gt; 18, а СУБД сама решает, какие индексы использовать и как обойти таблицы), HTML (описываете структуру, а не алгоритм отрисовки), CSS, регулярные выражения, а также функциональные языки вроде Haskell (частично).</w:t>
+        <w:t xml:space="preserve"> SQL (вы пишете SELECT * FROM </w:t>
+      </w:r>
+      <w:proofErr w:type="spellStart"/>
+      <w:r>
+        <w:t>users</w:t>
+      </w:r>
+      <w:proofErr w:type="spellEnd"/>
+      <w:r>
+        <w:t xml:space="preserve"> WHERE </w:t>
+      </w:r>
+      <w:proofErr w:type="spellStart"/>
+      <w:proofErr w:type="gramStart"/>
+      <w:r>
+        <w:t>age</w:t>
+      </w:r>
+      <w:proofErr w:type="spellEnd"/>
+      <w:r>
+        <w:t xml:space="preserve"> &gt;</w:t>
+      </w:r>
+      <w:proofErr w:type="gramEnd"/>
+      <w:r>
+        <w:t xml:space="preserve"> 18, а СУБД сама решает, какие индексы использовать и как обойти таблицы), HTML (описываете структуру, а не алгоритм отрисовки), CSS, регулярные выражения, а также функциональные языки вроде </w:t>
+      </w:r>
+      <w:proofErr w:type="spellStart"/>
+      <w:r>
+        <w:t>Haskell</w:t>
+      </w:r>
+      <w:proofErr w:type="spellEnd"/>
+      <w:r>
+        <w:t xml:space="preserve"> (частично).</w:t>
       </w:r>
     </w:p>
     <w:p>
@@ -2312,7 +2558,23 @@
           <w:i/>
           <w:iCs/>
         </w:rPr>
-        <w:t>Задача: Найти все чётные числа в списке.</w:t>
+        <w:t>Задача</w:t>
+      </w:r>
+      <w:proofErr w:type="gramStart"/>
+      <w:r>
+        <w:rPr>
+          <w:i/>
+          <w:iCs/>
+        </w:rPr>
+        <w:t>: Найти</w:t>
+      </w:r>
+      <w:proofErr w:type="gramEnd"/>
+      <w:r>
+        <w:rPr>
+          <w:i/>
+          <w:iCs/>
+        </w:rPr>
+        <w:t xml:space="preserve"> все чётные числа в списке.</w:t>
       </w:r>
     </w:p>
     <w:p>
@@ -2997,6 +3259,8 @@
         </w:rPr>
         <w:tab/>
       </w:r>
+      <w:proofErr w:type="spellStart"/>
+      <w:proofErr w:type="gramStart"/>
       <w:r>
         <w:rPr>
           <w:rFonts w:ascii="Cascadia Mono" w:eastAsia="Times New Roman" w:hAnsi="Cascadia Mono" w:cs="Courier New"/>
@@ -3036,6 +3300,8 @@
         </w:rPr>
         <w:t>append</w:t>
       </w:r>
+      <w:proofErr w:type="spellEnd"/>
+      <w:proofErr w:type="gramEnd"/>
       <w:r>
         <w:rPr>
           <w:rFonts w:ascii="Cascadia Mono" w:eastAsia="Times New Roman" w:hAnsi="Cascadia Mono" w:cs="Courier New"/>
@@ -3049,6 +3315,7 @@
         </w:rPr>
         <w:t>(</w:t>
       </w:r>
+      <w:proofErr w:type="spellStart"/>
       <w:r>
         <w:rPr>
           <w:rFonts w:ascii="Cascadia Mono" w:eastAsia="Times New Roman" w:hAnsi="Cascadia Mono" w:cs="Courier New"/>
@@ -3062,6 +3329,7 @@
         </w:rPr>
         <w:t>num</w:t>
       </w:r>
+      <w:proofErr w:type="spellEnd"/>
       <w:r>
         <w:rPr>
           <w:rFonts w:ascii="Cascadia Mono" w:eastAsia="Times New Roman" w:hAnsi="Cascadia Mono" w:cs="Courier New"/>
@@ -3340,7 +3608,39 @@
         <w:pStyle w:val="ac"/>
       </w:pPr>
       <w:r>
-        <w:t>На практике многие языки смешивают парадигмы: Python в основном императивный, но имеет функциональные инструменты (list comprehensions, map/filter), которые делают код более декларативным.</w:t>
+        <w:t>На практике многие языки смешивают парадигмы: Python в основном императивный, но имеет функциональные инструменты (</w:t>
+      </w:r>
+      <w:proofErr w:type="spellStart"/>
+      <w:r>
+        <w:t>list</w:t>
+      </w:r>
+      <w:proofErr w:type="spellEnd"/>
+      <w:r>
+        <w:t xml:space="preserve"> </w:t>
+      </w:r>
+      <w:proofErr w:type="spellStart"/>
+      <w:r>
+        <w:t>comprehensions</w:t>
+      </w:r>
+      <w:proofErr w:type="spellEnd"/>
+      <w:r>
+        <w:t xml:space="preserve">, </w:t>
+      </w:r>
+      <w:proofErr w:type="spellStart"/>
+      <w:r>
+        <w:t>map</w:t>
+      </w:r>
+      <w:proofErr w:type="spellEnd"/>
+      <w:r>
+        <w:t>/</w:t>
+      </w:r>
+      <w:proofErr w:type="spellStart"/>
+      <w:r>
+        <w:t>filter</w:t>
+      </w:r>
+      <w:proofErr w:type="spellEnd"/>
+      <w:r>
+        <w:t>), которые делают код более декларативным.</w:t>
       </w:r>
     </w:p>
     <w:p>
@@ -3486,7 +3786,15 @@
         <w:t>Совместимость:</w:t>
       </w:r>
       <w:r>
-        <w:t> Стандарт гарантирует, что программы, написанные для одной версии языка, будут предсказуемо работать и в будущих версиях (с оговорками на deprecation).</w:t>
+        <w:t xml:space="preserve"> Стандарт гарантирует, что программы, написанные для одной версии языка, будут предсказуемо работать и в будущих версиях (с оговорками на </w:t>
+      </w:r>
+      <w:proofErr w:type="spellStart"/>
+      <w:r>
+        <w:t>deprecation</w:t>
+      </w:r>
+      <w:proofErr w:type="spellEnd"/>
+      <w:r>
+        <w:t>).</w:t>
       </w:r>
     </w:p>
     <w:p>
@@ -3524,7 +3832,23 @@
         <w:t>Надёжность:</w:t>
       </w:r>
       <w:r>
-        <w:t> Стандарт фиксирует поведение, которое можно тестировать, снижая количество неопределённого поведения (undefined behavior).</w:t>
+        <w:t> Стандарт фиксирует поведение, которое можно тестировать, снижая количество неопределённого поведения (</w:t>
+      </w:r>
+      <w:proofErr w:type="spellStart"/>
+      <w:r>
+        <w:t>undefined</w:t>
+      </w:r>
+      <w:proofErr w:type="spellEnd"/>
+      <w:r>
+        <w:t xml:space="preserve"> </w:t>
+      </w:r>
+      <w:proofErr w:type="spellStart"/>
+      <w:r>
+        <w:t>behavior</w:t>
+      </w:r>
+      <w:proofErr w:type="spellEnd"/>
+      <w:r>
+        <w:t>).</w:t>
       </w:r>
     </w:p>
     <w:p>
@@ -3602,7 +3926,15 @@
         <w:t>Функция:</w:t>
       </w:r>
       <w:r>
-        <w:t> Написание и редактирование исходного кода. Современный редактор включает подсветку синтаксиса, автодополнение (IntelliSense), проверку ошибок «на лету», навигацию по коду (переход к определению, поиск использований), рефакторинг. Это основной инструмент, с которым программист взаимодействует большую часть времени.</w:t>
+        <w:t> Написание и редактирование исходного кода. Современный редактор включает подсветку синтаксиса, автодополнение (</w:t>
+      </w:r>
+      <w:proofErr w:type="spellStart"/>
+      <w:r>
+        <w:t>IntelliSense</w:t>
+      </w:r>
+      <w:proofErr w:type="spellEnd"/>
+      <w:r>
+        <w:t>), проверку ошибок «на лету», навигацию по коду (переход к определению, поиск использований), рефакторинг. Это основной инструмент, с которым программист взаимодействует большую часть времени.</w:t>
       </w:r>
     </w:p>
     <w:p>
@@ -3618,7 +3950,39 @@
           <w:b/>
           <w:bCs/>
         </w:rPr>
-        <w:t>Компилятор / Интерпретатор (Compiler / Interpreter).</w:t>
+        <w:t>Компилятор / Интерпретатор (</w:t>
+      </w:r>
+      <w:proofErr w:type="spellStart"/>
+      <w:r>
+        <w:rPr>
+          <w:b/>
+          <w:bCs/>
+        </w:rPr>
+        <w:t>Compiler</w:t>
+      </w:r>
+      <w:proofErr w:type="spellEnd"/>
+      <w:r>
+        <w:rPr>
+          <w:b/>
+          <w:bCs/>
+        </w:rPr>
+        <w:t xml:space="preserve"> / </w:t>
+      </w:r>
+      <w:proofErr w:type="spellStart"/>
+      <w:r>
+        <w:rPr>
+          <w:b/>
+          <w:bCs/>
+        </w:rPr>
+        <w:t>Interpreter</w:t>
+      </w:r>
+      <w:proofErr w:type="spellEnd"/>
+      <w:r>
+        <w:rPr>
+          <w:b/>
+          <w:bCs/>
+        </w:rPr>
+        <w:t>).</w:t>
       </w:r>
     </w:p>
     <w:p>
@@ -3637,7 +4001,15 @@
         <w:t>Функция:</w:t>
       </w:r>
       <w:r>
-        <w:t> Преобразование исходного кода в исполняемую форму (машинный код, байт-код) или непосредственное выполнение (в случае интерпретатора). IDE интегрирует вызов компилятора/интерпретатора, собирает проект (build), управляет зависимостями и показывает ошибки компиляции в удобном виде. Без этого компонента IDE была бы просто текстовым редактором.</w:t>
+        <w:t> Преобразование исходного кода в исполняемую форму (машинный код, байт-код) или непосредственное выполнение (в случае интерпретатора). IDE интегрирует вызов компилятора/интерпретатора, собирает проект (</w:t>
+      </w:r>
+      <w:proofErr w:type="spellStart"/>
+      <w:r>
+        <w:t>build</w:t>
+      </w:r>
+      <w:proofErr w:type="spellEnd"/>
+      <w:r>
+        <w:t>), управляет зависимостями и показывает ошибки компиляции в удобном виде. Без этого компонента IDE была бы просто текстовым редактором.</w:t>
       </w:r>
     </w:p>
     <w:p>
@@ -3653,7 +4025,23 @@
           <w:b/>
           <w:bCs/>
         </w:rPr>
-        <w:t>Отладчик (Debugger).</w:t>
+        <w:t>Отладчик (</w:t>
+      </w:r>
+      <w:proofErr w:type="spellStart"/>
+      <w:r>
+        <w:rPr>
+          <w:b/>
+          <w:bCs/>
+        </w:rPr>
+        <w:t>Debugger</w:t>
+      </w:r>
+      <w:proofErr w:type="spellEnd"/>
+      <w:r>
+        <w:rPr>
+          <w:b/>
+          <w:bCs/>
+        </w:rPr>
+        <w:t>).</w:t>
       </w:r>
     </w:p>
     <w:p>
@@ -3672,7 +4060,15 @@
         <w:t>Функция:</w:t>
       </w:r>
       <w:r>
-        <w:t> Поиск и исправление ошибок в логике программы. Позволяет запускать код пошагово, устанавливать точки останова (breakpoints), просматривать значения переменных в текущий момент, анализировать стек вызовов. Отладчик помогает понять, почему программа ведёт себя не так, как задумано.</w:t>
+        <w:t> Поиск и исправление ошибок в логике программы. Позволяет запускать код пошагово, устанавливать точки останова (</w:t>
+      </w:r>
+      <w:proofErr w:type="spellStart"/>
+      <w:r>
+        <w:t>breakpoints</w:t>
+      </w:r>
+      <w:proofErr w:type="spellEnd"/>
+      <w:r>
+        <w:t>), просматривать значения переменных в текущий момент, анализировать стек вызовов. Отладчик помогает понять, почему программа ведёт себя не так, как задумано.</w:t>
       </w:r>
     </w:p>
     <w:p>
@@ -3692,7 +4088,15 @@
         <w:t>Дополнительно в IDE часто входят:</w:t>
       </w:r>
       <w:r>
-        <w:t> система контроля версий (Git), профилировщик производительности, визуальный конструктор интерфейсов, встроенный терминал, инструменты для работы с базами данных.</w:t>
+        <w:t> система контроля версий (</w:t>
+      </w:r>
+      <w:proofErr w:type="spellStart"/>
+      <w:r>
+        <w:t>Git</w:t>
+      </w:r>
+      <w:proofErr w:type="spellEnd"/>
+      <w:r>
+        <w:t>), профилировщик производительности, визуальный конструктор интерфейсов, встроенный терминал, инструменты для работы с базами данных.</w:t>
       </w:r>
     </w:p>
     <w:p>
@@ -3843,8 +4247,45 @@
             <w:pPr>
               <w:pStyle w:val="ac"/>
             </w:pPr>
-            <w:r>
-              <w:t>PyCharm (JetBrains), VS Code (с расширением Python), Spyder, Jupyter Notebook/Lab, IDLE (встроенная)</w:t>
+            <w:proofErr w:type="spellStart"/>
+            <w:r>
+              <w:t>PyCharm</w:t>
+            </w:r>
+            <w:proofErr w:type="spellEnd"/>
+            <w:r>
+              <w:t xml:space="preserve"> (</w:t>
+            </w:r>
+            <w:proofErr w:type="spellStart"/>
+            <w:r>
+              <w:t>JetBrains</w:t>
+            </w:r>
+            <w:proofErr w:type="spellEnd"/>
+            <w:r>
+              <w:t xml:space="preserve">), VS Code (с расширением Python), </w:t>
+            </w:r>
+            <w:proofErr w:type="spellStart"/>
+            <w:r>
+              <w:t>Spyder</w:t>
+            </w:r>
+            <w:proofErr w:type="spellEnd"/>
+            <w:r>
+              <w:t xml:space="preserve">, </w:t>
+            </w:r>
+            <w:proofErr w:type="spellStart"/>
+            <w:r>
+              <w:t>Jupyter</w:t>
+            </w:r>
+            <w:proofErr w:type="spellEnd"/>
+            <w:r>
+              <w:t xml:space="preserve"> </w:t>
+            </w:r>
+            <w:proofErr w:type="spellStart"/>
+            <w:r>
+              <w:t>Notebook</w:t>
+            </w:r>
+            <w:proofErr w:type="spellEnd"/>
+            <w:r>
+              <w:t>/Lab, IDLE (встроенная)</w:t>
             </w:r>
           </w:p>
         </w:tc>
@@ -3990,7 +4431,21 @@
               <w:rPr>
                 <w:lang w:val="en-US"/>
               </w:rPr>
-              <w:t>Visual Studio (Windows), CLion (JetBrains), Qt Creator, Code::Blocks, Eclipse CDT, VS Code</w:t>
+              <w:t xml:space="preserve">Visual Studio (Windows), CLion (JetBrains), Qt Creator, </w:t>
+            </w:r>
+            <w:proofErr w:type="gramStart"/>
+            <w:r>
+              <w:rPr>
+                <w:lang w:val="en-US"/>
+              </w:rPr>
+              <w:t>Code::</w:t>
+            </w:r>
+            <w:proofErr w:type="gramEnd"/>
+            <w:r>
+              <w:rPr>
+                <w:lang w:val="en-US"/>
+              </w:rPr>
+              <w:t>Blocks, Eclipse CDT, VS Code</w:t>
             </w:r>
           </w:p>
         </w:tc>
@@ -4054,7 +4509,21 @@
               <w:rPr>
                 <w:lang w:val="en-US"/>
               </w:rPr>
-              <w:t>Visual Studio, CLion, Code::Blocks, Eclipse CDT, Dev-C++ (</w:t>
+              <w:t xml:space="preserve">Visual Studio, CLion, </w:t>
+            </w:r>
+            <w:proofErr w:type="gramStart"/>
+            <w:r>
+              <w:rPr>
+                <w:lang w:val="en-US"/>
+              </w:rPr>
+              <w:t>Code::</w:t>
+            </w:r>
+            <w:proofErr w:type="gramEnd"/>
+            <w:r>
+              <w:rPr>
+                <w:lang w:val="en-US"/>
+              </w:rPr>
+              <w:t>Blocks, Eclipse CDT, Dev-C++ (</w:t>
             </w:r>
             <w:r>
               <w:t>устаревшая</w:t>
@@ -4173,8 +4642,16 @@
               <w:rPr>
                 <w:lang w:val="en-US"/>
               </w:rPr>
-              <w:t xml:space="preserve"> C#), MonoDevelop</w:t>
-            </w:r>
+              <w:t xml:space="preserve"> C#), </w:t>
+            </w:r>
+            <w:proofErr w:type="spellStart"/>
+            <w:r>
+              <w:rPr>
+                <w:lang w:val="en-US"/>
+              </w:rPr>
+              <w:t>MonoDevelop</w:t>
+            </w:r>
+            <w:proofErr w:type="spellEnd"/>
           </w:p>
         </w:tc>
       </w:tr>
@@ -4231,7 +4708,39 @@
               <w:pStyle w:val="ac"/>
             </w:pPr>
             <w:r>
-              <w:t>VS Code (наиболее популярна), WebStorm (JetBrains), Sublime Text (с плагинами), Atom (устарел, но ещё используется)</w:t>
+              <w:t xml:space="preserve">VS Code (наиболее популярна), </w:t>
+            </w:r>
+            <w:proofErr w:type="spellStart"/>
+            <w:r>
+              <w:t>WebStorm</w:t>
+            </w:r>
+            <w:proofErr w:type="spellEnd"/>
+            <w:r>
+              <w:t xml:space="preserve"> (</w:t>
+            </w:r>
+            <w:proofErr w:type="spellStart"/>
+            <w:r>
+              <w:t>JetBrains</w:t>
+            </w:r>
+            <w:proofErr w:type="spellEnd"/>
+            <w:r>
+              <w:t xml:space="preserve">), </w:t>
+            </w:r>
+            <w:proofErr w:type="spellStart"/>
+            <w:r>
+              <w:t>Sublime</w:t>
+            </w:r>
+            <w:proofErr w:type="spellEnd"/>
+            <w:r>
+              <w:t xml:space="preserve"> Text (с плагинами), </w:t>
+            </w:r>
+            <w:proofErr w:type="spellStart"/>
+            <w:r>
+              <w:t>Atom</w:t>
+            </w:r>
+            <w:proofErr w:type="spellEnd"/>
+            <w:r>
+              <w:t xml:space="preserve"> (устарел, но ещё используется)</w:t>
             </w:r>
           </w:p>
         </w:tc>
@@ -4291,11 +4800,19 @@
                 <w:lang w:val="en-US"/>
               </w:rPr>
             </w:pPr>
+            <w:proofErr w:type="spellStart"/>
             <w:r>
               <w:rPr>
                 <w:lang w:val="en-US"/>
               </w:rPr>
-              <w:t>PhpStorm (JetBrains), VS Code, NetBeans, Eclipse PDT</w:t>
+              <w:t>PhpStorm</w:t>
+            </w:r>
+            <w:proofErr w:type="spellEnd"/>
+            <w:r>
+              <w:rPr>
+                <w:lang w:val="en-US"/>
+              </w:rPr>
+              <w:t xml:space="preserve"> (JetBrains), VS Code, NetBeans, Eclipse PDT</w:t>
             </w:r>
           </w:p>
         </w:tc>
@@ -4355,11 +4872,47 @@
                 <w:lang w:val="en-US"/>
               </w:rPr>
             </w:pPr>
+            <w:proofErr w:type="spellStart"/>
             <w:r>
               <w:rPr>
                 <w:lang w:val="en-US"/>
               </w:rPr>
-              <w:t>DataGrip (JetBrains), DBeaver, SSMS (SQL Server Management Studio), pgAdmin (</w:t>
+              <w:t>DataGrip</w:t>
+            </w:r>
+            <w:proofErr w:type="spellEnd"/>
+            <w:r>
+              <w:rPr>
+                <w:lang w:val="en-US"/>
+              </w:rPr>
+              <w:t xml:space="preserve"> (JetBrains), </w:t>
+            </w:r>
+            <w:proofErr w:type="spellStart"/>
+            <w:r>
+              <w:rPr>
+                <w:lang w:val="en-US"/>
+              </w:rPr>
+              <w:t>DBeaver</w:t>
+            </w:r>
+            <w:proofErr w:type="spellEnd"/>
+            <w:r>
+              <w:rPr>
+                <w:lang w:val="en-US"/>
+              </w:rPr>
+              <w:t xml:space="preserve">, SSMS (SQL Server Management Studio), </w:t>
+            </w:r>
+            <w:proofErr w:type="spellStart"/>
+            <w:r>
+              <w:rPr>
+                <w:lang w:val="en-US"/>
+              </w:rPr>
+              <w:t>pgAdmin</w:t>
+            </w:r>
+            <w:proofErr w:type="spellEnd"/>
+            <w:r>
+              <w:rPr>
+                <w:lang w:val="en-US"/>
+              </w:rPr>
+              <w:t xml:space="preserve"> (</w:t>
             </w:r>
             <w:r>
               <w:t>для</w:t>
@@ -4508,7 +5061,31 @@
               <w:pStyle w:val="ac"/>
             </w:pPr>
             <w:r>
-              <w:t>VS Code, WebStorm, Sublime Text, Adobe Dreamweaver (для визуального редактирования)</w:t>
+              <w:t xml:space="preserve">VS Code, </w:t>
+            </w:r>
+            <w:proofErr w:type="spellStart"/>
+            <w:r>
+              <w:t>WebStorm</w:t>
+            </w:r>
+            <w:proofErr w:type="spellEnd"/>
+            <w:r>
+              <w:t xml:space="preserve">, </w:t>
+            </w:r>
+            <w:proofErr w:type="spellStart"/>
+            <w:r>
+              <w:t>Sublime</w:t>
+            </w:r>
+            <w:proofErr w:type="spellEnd"/>
+            <w:r>
+              <w:t xml:space="preserve"> Text, Adobe </w:t>
+            </w:r>
+            <w:proofErr w:type="spellStart"/>
+            <w:r>
+              <w:t>Dreamweaver</w:t>
+            </w:r>
+            <w:proofErr w:type="spellEnd"/>
+            <w:r>
+              <w:t xml:space="preserve"> (для визуального редактирования)</w:t>
             </w:r>
           </w:p>
         </w:tc>
@@ -4547,15 +5124,40 @@
       <w:r>
         <w:t> или </w:t>
       </w:r>
-      <w:r>
-        <w:rPr>
-          <w:b/>
-          <w:bCs/>
-        </w:rPr>
-        <w:t>Sublime Text</w:t>
-      </w:r>
-      <w:r>
-        <w:t> с набором плагинов, превращая их в полноценные IDE для нескольких языков. Для новичков часто рекомендуют специализированные IDE (PyCharm для Python, IntelliJ IDEA для Java), так как они предоставляют всё необходимое «из коробки».</w:t>
+      <w:proofErr w:type="spellStart"/>
+      <w:r>
+        <w:rPr>
+          <w:b/>
+          <w:bCs/>
+        </w:rPr>
+        <w:t>Sublime</w:t>
+      </w:r>
+      <w:proofErr w:type="spellEnd"/>
+      <w:r>
+        <w:rPr>
+          <w:b/>
+          <w:bCs/>
+        </w:rPr>
+        <w:t xml:space="preserve"> Text</w:t>
+      </w:r>
+      <w:r>
+        <w:t> с набором плагинов, превращая их в полноценные IDE для нескольких языков. Для новичков часто рекомендуют специализированные IDE (</w:t>
+      </w:r>
+      <w:proofErr w:type="spellStart"/>
+      <w:r>
+        <w:t>PyCharm</w:t>
+      </w:r>
+      <w:proofErr w:type="spellEnd"/>
+      <w:r>
+        <w:t xml:space="preserve"> для Python, </w:t>
+      </w:r>
+      <w:proofErr w:type="spellStart"/>
+      <w:r>
+        <w:t>IntelliJ</w:t>
+      </w:r>
+      <w:proofErr w:type="spellEnd"/>
+      <w:r>
+        <w:t xml:space="preserve"> IDEA для Java), так как они предоставляют всё необходимое «из коробки».</w:t>
       </w:r>
     </w:p>
     <w:p>
@@ -4586,7 +5188,28 @@
         <w:t>Компилятор</w:t>
       </w:r>
       <w:r>
-        <w:t> — это программа, которая переводит исходный код, написанный на языке программирования, целиком в машинный код (или промежуточное представление, например байт-код) до начала выполнения. На выходе получается отдельный исполняемый файл (.exe, .class, .o), который затем может запускаться без участия компилятора.</w:t>
+        <w:t> — это программа, которая переводит исходный код, написанный на языке программирования, целиком в машинный код (или промежуточное представление, например байт-код) до начала выполнения. На выходе получается отдельный исполняемый файл (.</w:t>
+      </w:r>
+      <w:proofErr w:type="spellStart"/>
+      <w:r>
+        <w:t>exe</w:t>
+      </w:r>
+      <w:proofErr w:type="spellEnd"/>
+      <w:r>
+        <w:t>, .</w:t>
+      </w:r>
+      <w:proofErr w:type="spellStart"/>
+      <w:r>
+        <w:t>class</w:t>
+      </w:r>
+      <w:proofErr w:type="spellEnd"/>
+      <w:proofErr w:type="gramStart"/>
+      <w:r>
+        <w:t>, .o</w:t>
+      </w:r>
+      <w:proofErr w:type="gramEnd"/>
+      <w:r>
+        <w:t>), который затем может запускаться без участия компилятора.</w:t>
       </w:r>
     </w:p>
     <w:p>
@@ -4606,7 +5229,15 @@
         <w:t>Интерпретатор</w:t>
       </w:r>
       <w:r>
-        <w:t> — это программа, которая выполняет исходный код построчно (или поблочно) непосредственно во время работы, без создания отдельного исполняемого файла. Интерпретатор читает, анализирует и сразу исполняет каждую инструкцию.</w:t>
+        <w:t xml:space="preserve"> — это программа, которая выполняет исходный код построчно (или </w:t>
+      </w:r>
+      <w:proofErr w:type="spellStart"/>
+      <w:r>
+        <w:t>поблочно</w:t>
+      </w:r>
+      <w:proofErr w:type="spellEnd"/>
+      <w:r>
+        <w:t>) непосредственно во время работы, без создания отдельного исполняемого файла. Интерпретатор читает, анализирует и сразу исполняет каждую инструкцию.</w:t>
       </w:r>
     </w:p>
     <w:p>
@@ -5052,7 +5683,23 @@
         <w:t>Компилируемые:</w:t>
       </w:r>
       <w:r>
-        <w:t> C, C++, Go, Rust, Haskell (в чистый машинный код).</w:t>
+        <w:t xml:space="preserve"> C, C++, Go, </w:t>
+      </w:r>
+      <w:proofErr w:type="spellStart"/>
+      <w:r>
+        <w:t>Rust</w:t>
+      </w:r>
+      <w:proofErr w:type="spellEnd"/>
+      <w:r>
+        <w:t xml:space="preserve">, </w:t>
+      </w:r>
+      <w:proofErr w:type="spellStart"/>
+      <w:r>
+        <w:t>Haskell</w:t>
+      </w:r>
+      <w:proofErr w:type="spellEnd"/>
+      <w:r>
+        <w:t xml:space="preserve"> (в чистый машинный код).</w:t>
       </w:r>
     </w:p>
     <w:p>
@@ -5090,7 +5737,15 @@
         <w:t>Гибридные (компиляция в байт-код + интерпретация/ JIT):</w:t>
       </w:r>
       <w:r>
-        <w:t> Java, C#, Python (в реализации CPython тоже компилирует в байт-код, который потом интерпретируется, но часто относят к интерпретируемым).</w:t>
+        <w:t xml:space="preserve"> Java, C#, Python (в реализации </w:t>
+      </w:r>
+      <w:proofErr w:type="spellStart"/>
+      <w:r>
+        <w:t>CPython</w:t>
+      </w:r>
+      <w:proofErr w:type="spellEnd"/>
+      <w:r>
+        <w:t xml:space="preserve"> тоже компилирует в байт-код, который потом интерпретируется, но часто относят к интерпретируемым).</w:t>
       </w:r>
     </w:p>
     <w:p>
@@ -5151,10 +5806,22 @@
           <w:b/>
           <w:bCs/>
         </w:rPr>
-        <w:t>Управляемость:</w:t>
-      </w:r>
-      <w:r>
-        <w:t> Позволяет планировать ресурсы, сроки, бюджет.</w:t>
+        <w:t>Управляемость</w:t>
+      </w:r>
+      <w:proofErr w:type="gramStart"/>
+      <w:r>
+        <w:rPr>
+          <w:b/>
+          <w:bCs/>
+        </w:rPr>
+        <w:t>:</w:t>
+      </w:r>
+      <w:r>
+        <w:t> Позволяет</w:t>
+      </w:r>
+      <w:proofErr w:type="gramEnd"/>
+      <w:r>
+        <w:t xml:space="preserve"> планировать ресурсы, сроки, бюджет.</w:t>
       </w:r>
     </w:p>
     <w:p>
@@ -5209,10 +5876,22 @@
           <w:b/>
           <w:bCs/>
         </w:rPr>
-        <w:t>Контроль:</w:t>
-      </w:r>
-      <w:r>
-        <w:t> Упрощает отслеживание прогресса и внесение изменений.</w:t>
+        <w:t>Контроль</w:t>
+      </w:r>
+      <w:proofErr w:type="gramStart"/>
+      <w:r>
+        <w:rPr>
+          <w:b/>
+          <w:bCs/>
+        </w:rPr>
+        <w:t>:</w:t>
+      </w:r>
+      <w:r>
+        <w:t> Упрощает</w:t>
+      </w:r>
+      <w:proofErr w:type="gramEnd"/>
+      <w:r>
+        <w:t xml:space="preserve"> отслеживание прогресса и внесение изменений.</w:t>
       </w:r>
     </w:p>
     <w:p>
@@ -5228,10 +5907,22 @@
           <w:b/>
           <w:bCs/>
         </w:rPr>
-        <w:t>Сопровождение:</w:t>
-      </w:r>
-      <w:r>
-        <w:t> Обеспечивает поддержку и развитие продукта после выпуска.</w:t>
+        <w:t>Сопровождение</w:t>
+      </w:r>
+      <w:proofErr w:type="gramStart"/>
+      <w:r>
+        <w:rPr>
+          <w:b/>
+          <w:bCs/>
+        </w:rPr>
+        <w:t>:</w:t>
+      </w:r>
+      <w:r>
+        <w:t> Обеспечивает</w:t>
+      </w:r>
+      <w:proofErr w:type="gramEnd"/>
+      <w:r>
+        <w:t xml:space="preserve"> поддержку и развитие продукта после выпуска.</w:t>
       </w:r>
     </w:p>
     <w:p>
@@ -5467,7 +6158,23 @@
           <w:b/>
           <w:bCs/>
         </w:rPr>
-        <w:t>Каскадная (водопадная) модель (Waterfall)</w:t>
+        <w:t>Каскадная (водопадная) модель (</w:t>
+      </w:r>
+      <w:proofErr w:type="spellStart"/>
+      <w:r>
+        <w:rPr>
+          <w:b/>
+          <w:bCs/>
+        </w:rPr>
+        <w:t>Waterfall</w:t>
+      </w:r>
+      <w:proofErr w:type="spellEnd"/>
+      <w:r>
+        <w:rPr>
+          <w:b/>
+          <w:bCs/>
+        </w:rPr>
+        <w:t>)</w:t>
       </w:r>
     </w:p>
     <w:p>
@@ -5483,10 +6190,30 @@
           <w:b/>
           <w:bCs/>
         </w:rPr>
-        <w:t>Описание:</w:t>
-      </w:r>
-      <w:r>
-        <w:t> Строго последовательное выполнение этапов: сначала завершается анализ, потом проектирование, затем разработка и т.д. Переход к следующему этапу только после полного окончания предыдущего. Возврат на предыдущие этапы затруднён или запрещён.</w:t>
+        <w:t>Описание</w:t>
+      </w:r>
+      <w:proofErr w:type="gramStart"/>
+      <w:r>
+        <w:rPr>
+          <w:b/>
+          <w:bCs/>
+        </w:rPr>
+        <w:t>:</w:t>
+      </w:r>
+      <w:r>
+        <w:t> Строго</w:t>
+      </w:r>
+      <w:proofErr w:type="gramEnd"/>
+      <w:r>
+        <w:t xml:space="preserve"> последовательное выполнение этапов: сначала завершается анализ, потом проектирование, затем разработка и </w:t>
+      </w:r>
+      <w:proofErr w:type="gramStart"/>
+      <w:r>
+        <w:t>т.д.</w:t>
+      </w:r>
+      <w:proofErr w:type="gramEnd"/>
+      <w:r>
+        <w:t xml:space="preserve"> Переход к следующему этапу только после полного окончания предыдущего. Возврат на предыдущие этапы затруднён или запрещён.</w:t>
       </w:r>
     </w:p>
     <w:p>
@@ -5540,10 +6267,22 @@
           <w:b/>
           <w:bCs/>
         </w:rPr>
-        <w:t>Когда применять:</w:t>
-      </w:r>
-      <w:r>
-        <w:t> Когда требования стабильны и точно определены (например, проекты с жёстким регулированием, оборонная промышленность, строительство).</w:t>
+        <w:t>Когда применять</w:t>
+      </w:r>
+      <w:proofErr w:type="gramStart"/>
+      <w:r>
+        <w:rPr>
+          <w:b/>
+          <w:bCs/>
+        </w:rPr>
+        <w:t>:</w:t>
+      </w:r>
+      <w:r>
+        <w:t> Когда</w:t>
+      </w:r>
+      <w:proofErr w:type="gramEnd"/>
+      <w:r>
+        <w:t xml:space="preserve"> требования стабильны и точно определены (например, проекты с жёстким регулированием, оборонная промышленность, строительство).</w:t>
       </w:r>
     </w:p>
     <w:p>
@@ -5614,10 +6353,22 @@
           <w:b/>
           <w:bCs/>
         </w:rPr>
-        <w:t>Минусы:</w:t>
-      </w:r>
-      <w:r>
-        <w:t> Сложнее проектировать общую архитектуру, так как она развивается постепенно, возможна фрагментация.</w:t>
+        <w:t>Минусы</w:t>
+      </w:r>
+      <w:proofErr w:type="gramStart"/>
+      <w:r>
+        <w:rPr>
+          <w:b/>
+          <w:bCs/>
+        </w:rPr>
+        <w:t>:</w:t>
+      </w:r>
+      <w:r>
+        <w:t> Сложнее</w:t>
+      </w:r>
+      <w:proofErr w:type="gramEnd"/>
+      <w:r>
+        <w:t xml:space="preserve"> проектировать общую архитектуру, так как она развивается постепенно, возможна фрагментация.</w:t>
       </w:r>
     </w:p>
     <w:p>
@@ -5633,10 +6384,22 @@
           <w:b/>
           <w:bCs/>
         </w:rPr>
-        <w:t>Когда применять:</w:t>
-      </w:r>
-      <w:r>
-        <w:t> Когда продукт можно разбить на логические части, и важна быстрая поставка.</w:t>
+        <w:t>Когда применять</w:t>
+      </w:r>
+      <w:proofErr w:type="gramStart"/>
+      <w:r>
+        <w:rPr>
+          <w:b/>
+          <w:bCs/>
+        </w:rPr>
+        <w:t>:</w:t>
+      </w:r>
+      <w:r>
+        <w:t> Когда</w:t>
+      </w:r>
+      <w:proofErr w:type="gramEnd"/>
+      <w:r>
+        <w:t xml:space="preserve"> продукт можно разбить на логические части, и важна быстрая поставка.</w:t>
       </w:r>
     </w:p>
     <w:p>
@@ -5706,10 +6469,22 @@
           <w:b/>
           <w:bCs/>
         </w:rPr>
-        <w:t>Минусы:</w:t>
-      </w:r>
-      <w:r>
-        <w:t> Сложно оценить сроки и бюджет, риск «расползания» проекта.</w:t>
+        <w:t>Минусы</w:t>
+      </w:r>
+      <w:proofErr w:type="gramStart"/>
+      <w:r>
+        <w:rPr>
+          <w:b/>
+          <w:bCs/>
+        </w:rPr>
+        <w:t>:</w:t>
+      </w:r>
+      <w:r>
+        <w:t> Сложно</w:t>
+      </w:r>
+      <w:proofErr w:type="gramEnd"/>
+      <w:r>
+        <w:t xml:space="preserve"> оценить сроки и бюджет, риск «расползания» проекта.</w:t>
       </w:r>
     </w:p>
     <w:p>
@@ -5725,10 +6500,22 @@
           <w:b/>
           <w:bCs/>
         </w:rPr>
-        <w:t>Когда применять:</w:t>
-      </w:r>
-      <w:r>
-        <w:t> Когда требования неясны или часто меняются, стартапы, исследовательские проекты.</w:t>
+        <w:t>Когда применять</w:t>
+      </w:r>
+      <w:proofErr w:type="gramStart"/>
+      <w:r>
+        <w:rPr>
+          <w:b/>
+          <w:bCs/>
+        </w:rPr>
+        <w:t>:</w:t>
+      </w:r>
+      <w:r>
+        <w:t> Когда</w:t>
+      </w:r>
+      <w:proofErr w:type="gramEnd"/>
+      <w:r>
+        <w:t xml:space="preserve"> требования неясны или часто меняются, стартапы, исследовательские проекты.</w:t>
       </w:r>
     </w:p>
     <w:p>
@@ -5928,7 +6715,39 @@
           <w:b/>
           <w:bCs/>
         </w:rPr>
-        <w:t>Гибкие (Agile) методологии (Scrum, Kanban, XP)</w:t>
+        <w:t>Гибкие (Agile) методологии (</w:t>
+      </w:r>
+      <w:proofErr w:type="spellStart"/>
+      <w:r>
+        <w:rPr>
+          <w:b/>
+          <w:bCs/>
+        </w:rPr>
+        <w:t>Scrum</w:t>
+      </w:r>
+      <w:proofErr w:type="spellEnd"/>
+      <w:r>
+        <w:rPr>
+          <w:b/>
+          <w:bCs/>
+        </w:rPr>
+        <w:t xml:space="preserve">, </w:t>
+      </w:r>
+      <w:proofErr w:type="spellStart"/>
+      <w:r>
+        <w:rPr>
+          <w:b/>
+          <w:bCs/>
+        </w:rPr>
+        <w:t>Kanban</w:t>
+      </w:r>
+      <w:proofErr w:type="spellEnd"/>
+      <w:r>
+        <w:rPr>
+          <w:b/>
+          <w:bCs/>
+        </w:rPr>
+        <w:t>, XP)</w:t>
       </w:r>
     </w:p>
     <w:p>
@@ -5944,10 +6763,22 @@
           <w:b/>
           <w:bCs/>
         </w:rPr>
-        <w:t>Описание:</w:t>
-      </w:r>
-      <w:r>
-        <w:t> Не столько модель ЖЦ, сколько философия разработки. Характерны короткие итерации (спринты по 1–4 недели), тесное взаимодействие с заказчиком, постоянная доставка работающего функционала, самоорганизующиеся команды.</w:t>
+        <w:t>Описание</w:t>
+      </w:r>
+      <w:proofErr w:type="gramStart"/>
+      <w:r>
+        <w:rPr>
+          <w:b/>
+          <w:bCs/>
+        </w:rPr>
+        <w:t>:</w:t>
+      </w:r>
+      <w:r>
+        <w:t> Не столько</w:t>
+      </w:r>
+      <w:proofErr w:type="gramEnd"/>
+      <w:r>
+        <w:t xml:space="preserve"> модель ЖЦ, сколько философия разработки. Характерны короткие итерации (спринты по 1–4 недели), тесное взаимодействие с заказчиком, постоянная доставка работающего функционала, самоорганизующиеся команды.</w:t>
       </w:r>
     </w:p>
     <w:p>
@@ -5983,10 +6814,22 @@
           <w:bCs/>
         </w:rPr>
         <w:lastRenderedPageBreak/>
-        <w:t>Минусы:</w:t>
-      </w:r>
-      <w:r>
-        <w:t> Требует высокой вовлечённости заказчика, сложно предсказать конечный результат, может страдать документация.</w:t>
+        <w:t>Минусы</w:t>
+      </w:r>
+      <w:proofErr w:type="gramStart"/>
+      <w:r>
+        <w:rPr>
+          <w:b/>
+          <w:bCs/>
+        </w:rPr>
+        <w:t>:</w:t>
+      </w:r>
+      <w:r>
+        <w:t> Требует</w:t>
+      </w:r>
+      <w:proofErr w:type="gramEnd"/>
+      <w:r>
+        <w:t xml:space="preserve"> высокой вовлечённости заказчика, сложно предсказать конечный результат, может страдать документация.</w:t>
       </w:r>
     </w:p>
     <w:p>
@@ -6041,7 +6884,39 @@
           <w:b/>
           <w:bCs/>
         </w:rPr>
-        <w:t>гибкие методологии (Agile, Scrum, Kanban)</w:t>
+        <w:t xml:space="preserve">гибкие методологии (Agile, </w:t>
+      </w:r>
+      <w:proofErr w:type="spellStart"/>
+      <w:r>
+        <w:rPr>
+          <w:b/>
+          <w:bCs/>
+        </w:rPr>
+        <w:t>Scrum</w:t>
+      </w:r>
+      <w:proofErr w:type="spellEnd"/>
+      <w:r>
+        <w:rPr>
+          <w:b/>
+          <w:bCs/>
+        </w:rPr>
+        <w:t xml:space="preserve">, </w:t>
+      </w:r>
+      <w:proofErr w:type="spellStart"/>
+      <w:r>
+        <w:rPr>
+          <w:b/>
+          <w:bCs/>
+        </w:rPr>
+        <w:t>Kanban</w:t>
+      </w:r>
+      <w:proofErr w:type="spellEnd"/>
+      <w:r>
+        <w:rPr>
+          <w:b/>
+          <w:bCs/>
+        </w:rPr>
+        <w:t>)</w:t>
       </w:r>
       <w:r>
         <w:t> и </w:t>
@@ -6127,10 +7002,22 @@
           <w:b/>
           <w:bCs/>
         </w:rPr>
-        <w:t>Экономическая эффективность:</w:t>
-      </w:r>
-      <w:r>
-        <w:t> Меньше вероятность потратить ресурсы на ненужные функции.</w:t>
+        <w:t>Экономическая эффективность</w:t>
+      </w:r>
+      <w:proofErr w:type="gramStart"/>
+      <w:r>
+        <w:rPr>
+          <w:b/>
+          <w:bCs/>
+        </w:rPr>
+        <w:t>:</w:t>
+      </w:r>
+      <w:r>
+        <w:t> Меньше</w:t>
+      </w:r>
+      <w:proofErr w:type="gramEnd"/>
+      <w:r>
+        <w:t xml:space="preserve"> вероятность потратить ресурсы на ненужные функции.</w:t>
       </w:r>
     </w:p>
     <w:p>
@@ -6925,7 +7812,15 @@
               <w:pStyle w:val="ac"/>
             </w:pPr>
             <w:r>
-              <w:t>Microsoft Word, Adobe Photoshop, мобильное приложение в App Store</w:t>
+              <w:t xml:space="preserve">Microsoft Word, Adobe Photoshop, мобильное приложение в </w:t>
+            </w:r>
+            <w:proofErr w:type="spellStart"/>
+            <w:r>
+              <w:t>App</w:t>
+            </w:r>
+            <w:proofErr w:type="spellEnd"/>
+            <w:r>
+              <w:t xml:space="preserve"> Store</w:t>
             </w:r>
           </w:p>
         </w:tc>
@@ -6978,7 +7873,39 @@
           <w:b/>
           <w:bCs/>
         </w:rPr>
-        <w:t>ISO (International Organization for Standardization)</w:t>
+        <w:t xml:space="preserve">ISO (International Organization </w:t>
+      </w:r>
+      <w:proofErr w:type="spellStart"/>
+      <w:r>
+        <w:rPr>
+          <w:b/>
+          <w:bCs/>
+        </w:rPr>
+        <w:t>for</w:t>
+      </w:r>
+      <w:proofErr w:type="spellEnd"/>
+      <w:r>
+        <w:rPr>
+          <w:b/>
+          <w:bCs/>
+        </w:rPr>
+        <w:t xml:space="preserve"> </w:t>
+      </w:r>
+      <w:proofErr w:type="spellStart"/>
+      <w:r>
+        <w:rPr>
+          <w:b/>
+          <w:bCs/>
+        </w:rPr>
+        <w:t>Standardization</w:t>
+      </w:r>
+      <w:proofErr w:type="spellEnd"/>
+      <w:r>
+        <w:rPr>
+          <w:b/>
+          <w:bCs/>
+        </w:rPr>
+        <w:t>)</w:t>
       </w:r>
       <w:r>
         <w:t> — Международная организация по стандартизации, основанная в 1947 году. Её главная задача — разработка и публикация международных стандартов в различных областях (техника, технологии, управление, экология и др.), обеспечивающих совместимость, безопасность и качество продукции и услуг. В сфере программного обеспечения ISO выпускает стандарты, которые задают единые критерии оценки и требования к процессам разработки и характеристикам продуктов.</w:t>
@@ -7001,7 +7928,71 @@
         <w:t>Стандарт ISO 25010</w:t>
       </w:r>
       <w:r>
-        <w:t> (Systems and software engineering — Systems and software Quality Requirements and Evaluation) — это актуальная модель качества программного продукта, заменившая устаревший ISO 9126. Она определяет две группы характеристик: </w:t>
+        <w:t xml:space="preserve"> (Systems </w:t>
+      </w:r>
+      <w:proofErr w:type="spellStart"/>
+      <w:r>
+        <w:t>and</w:t>
+      </w:r>
+      <w:proofErr w:type="spellEnd"/>
+      <w:r>
+        <w:t xml:space="preserve"> </w:t>
+      </w:r>
+      <w:proofErr w:type="spellStart"/>
+      <w:r>
+        <w:t>software</w:t>
+      </w:r>
+      <w:proofErr w:type="spellEnd"/>
+      <w:r>
+        <w:t xml:space="preserve"> </w:t>
+      </w:r>
+      <w:proofErr w:type="spellStart"/>
+      <w:r>
+        <w:t>engineering</w:t>
+      </w:r>
+      <w:proofErr w:type="spellEnd"/>
+      <w:r>
+        <w:t xml:space="preserve"> — Systems </w:t>
+      </w:r>
+      <w:proofErr w:type="spellStart"/>
+      <w:r>
+        <w:t>and</w:t>
+      </w:r>
+      <w:proofErr w:type="spellEnd"/>
+      <w:r>
+        <w:t xml:space="preserve"> </w:t>
+      </w:r>
+      <w:proofErr w:type="spellStart"/>
+      <w:r>
+        <w:t>software</w:t>
+      </w:r>
+      <w:proofErr w:type="spellEnd"/>
+      <w:r>
+        <w:t xml:space="preserve"> Quality </w:t>
+      </w:r>
+      <w:proofErr w:type="spellStart"/>
+      <w:r>
+        <w:t>Requirements</w:t>
+      </w:r>
+      <w:proofErr w:type="spellEnd"/>
+      <w:r>
+        <w:t xml:space="preserve"> </w:t>
+      </w:r>
+      <w:proofErr w:type="spellStart"/>
+      <w:r>
+        <w:t>and</w:t>
+      </w:r>
+      <w:proofErr w:type="spellEnd"/>
+      <w:r>
+        <w:t xml:space="preserve"> </w:t>
+      </w:r>
+      <w:proofErr w:type="spellStart"/>
+      <w:r>
+        <w:t>Evaluation</w:t>
+      </w:r>
+      <w:proofErr w:type="spellEnd"/>
+      <w:r>
+        <w:t>) — это актуальная модель качества программного продукта, заменившая устаревший ISO 9126. Она определяет две группы характеристик: </w:t>
       </w:r>
       <w:r>
         <w:rPr>
@@ -7053,7 +8044,7 @@
       </w:pPr>
       <w:r>
         <w:pict w14:anchorId="54C6F668">
-          <v:rect id="_x0000_i1061" style="width:0;height:1.5pt" o:hralign="center" o:hrstd="t" o:hr="t" fillcolor="#a0a0a0" stroked="f"/>
+          <v:rect id="_x0000_i1025" style="width:0;height:1.5pt" o:hralign="center" o:hrstd="t" o:hr="t" fillcolor="#a0a0a0" stroked="f"/>
         </w:pict>
       </w:r>
     </w:p>
@@ -7070,7 +8061,39 @@
           <w:b/>
           <w:bCs/>
         </w:rPr>
-        <w:t>А. Качество в использовании (Quality in Use)</w:t>
+        <w:t xml:space="preserve">А. Качество в использовании (Quality </w:t>
+      </w:r>
+      <w:proofErr w:type="spellStart"/>
+      <w:r>
+        <w:rPr>
+          <w:b/>
+          <w:bCs/>
+        </w:rPr>
+        <w:t>in</w:t>
+      </w:r>
+      <w:proofErr w:type="spellEnd"/>
+      <w:r>
+        <w:rPr>
+          <w:b/>
+          <w:bCs/>
+        </w:rPr>
+        <w:t xml:space="preserve"> </w:t>
+      </w:r>
+      <w:proofErr w:type="spellStart"/>
+      <w:r>
+        <w:rPr>
+          <w:b/>
+          <w:bCs/>
+        </w:rPr>
+        <w:t>Use</w:t>
+      </w:r>
+      <w:proofErr w:type="spellEnd"/>
+      <w:r>
+        <w:rPr>
+          <w:b/>
+          <w:bCs/>
+        </w:rPr>
+        <w:t>)</w:t>
       </w:r>
     </w:p>
     <w:p>
@@ -7086,7 +8109,23 @@
           <w:b/>
           <w:bCs/>
         </w:rPr>
-        <w:t>Результативность (Effectiveness):</w:t>
+        <w:t>Результативность (</w:t>
+      </w:r>
+      <w:proofErr w:type="spellStart"/>
+      <w:r>
+        <w:rPr>
+          <w:b/>
+          <w:bCs/>
+        </w:rPr>
+        <w:t>Effectiveness</w:t>
+      </w:r>
+      <w:proofErr w:type="spellEnd"/>
+      <w:r>
+        <w:rPr>
+          <w:b/>
+          <w:bCs/>
+        </w:rPr>
+        <w:t>):</w:t>
       </w:r>
       <w:r>
         <w:t> точность и полнота, с которой пользователи достигают поставленных целей.</w:t>
@@ -7105,7 +8144,23 @@
           <w:b/>
           <w:bCs/>
         </w:rPr>
-        <w:t>Эффективность (Efficiency):</w:t>
+        <w:t>Эффективность (</w:t>
+      </w:r>
+      <w:proofErr w:type="spellStart"/>
+      <w:r>
+        <w:rPr>
+          <w:b/>
+          <w:bCs/>
+        </w:rPr>
+        <w:t>Efficiency</w:t>
+      </w:r>
+      <w:proofErr w:type="spellEnd"/>
+      <w:r>
+        <w:rPr>
+          <w:b/>
+          <w:bCs/>
+        </w:rPr>
+        <w:t>):</w:t>
       </w:r>
       <w:r>
         <w:t> соотношение затраченных ресурсов (время, усилия, финансы) к достигнутому результату.</w:t>
@@ -7124,7 +8179,23 @@
           <w:b/>
           <w:bCs/>
         </w:rPr>
-        <w:t>Удовлетворённость (Satisfaction):</w:t>
+        <w:t>Удовлетворённость (</w:t>
+      </w:r>
+      <w:proofErr w:type="spellStart"/>
+      <w:r>
+        <w:rPr>
+          <w:b/>
+          <w:bCs/>
+        </w:rPr>
+        <w:t>Satisfaction</w:t>
+      </w:r>
+      <w:proofErr w:type="spellEnd"/>
+      <w:r>
+        <w:rPr>
+          <w:b/>
+          <w:bCs/>
+        </w:rPr>
+        <w:t>):</w:t>
       </w:r>
       <w:r>
         <w:t> степень комфорта, положительного отношения и отсутствия дискомфорта при использовании.</w:t>
@@ -7143,7 +8214,39 @@
           <w:b/>
           <w:bCs/>
         </w:rPr>
-        <w:t>Свобода от риска (Freedom from risk):</w:t>
+        <w:t xml:space="preserve">Свобода от риска (Freedom </w:t>
+      </w:r>
+      <w:proofErr w:type="spellStart"/>
+      <w:r>
+        <w:rPr>
+          <w:b/>
+          <w:bCs/>
+        </w:rPr>
+        <w:t>from</w:t>
+      </w:r>
+      <w:proofErr w:type="spellEnd"/>
+      <w:r>
+        <w:rPr>
+          <w:b/>
+          <w:bCs/>
+        </w:rPr>
+        <w:t xml:space="preserve"> </w:t>
+      </w:r>
+      <w:proofErr w:type="spellStart"/>
+      <w:r>
+        <w:rPr>
+          <w:b/>
+          <w:bCs/>
+        </w:rPr>
+        <w:t>risk</w:t>
+      </w:r>
+      <w:proofErr w:type="spellEnd"/>
+      <w:r>
+        <w:rPr>
+          <w:b/>
+          <w:bCs/>
+        </w:rPr>
+        <w:t>):</w:t>
       </w:r>
       <w:r>
         <w:t> минимизация потенциальных негативных последствий для пользователя, бизнеса или окружающей среды.</w:t>
@@ -7162,7 +8265,39 @@
           <w:b/>
           <w:bCs/>
         </w:rPr>
-        <w:t>Покрытие контекста (Context coverage):</w:t>
+        <w:t>Покрытие контекста (</w:t>
+      </w:r>
+      <w:proofErr w:type="spellStart"/>
+      <w:r>
+        <w:rPr>
+          <w:b/>
+          <w:bCs/>
+        </w:rPr>
+        <w:t>Context</w:t>
+      </w:r>
+      <w:proofErr w:type="spellEnd"/>
+      <w:r>
+        <w:rPr>
+          <w:b/>
+          <w:bCs/>
+        </w:rPr>
+        <w:t xml:space="preserve"> </w:t>
+      </w:r>
+      <w:proofErr w:type="spellStart"/>
+      <w:r>
+        <w:rPr>
+          <w:b/>
+          <w:bCs/>
+        </w:rPr>
+        <w:t>coverage</w:t>
+      </w:r>
+      <w:proofErr w:type="spellEnd"/>
+      <w:r>
+        <w:rPr>
+          <w:b/>
+          <w:bCs/>
+        </w:rPr>
+        <w:t>):</w:t>
       </w:r>
       <w:r>
         <w:t> способность продукта эффективно работать в различных условиях использования (устройства, сети, культурные особенности).</w:t>
@@ -7174,7 +8309,7 @@
       </w:pPr>
       <w:r>
         <w:pict w14:anchorId="6FE7CF1E">
-          <v:rect id="_x0000_i1062" style="width:0;height:1.5pt" o:hralign="center" o:hrstd="t" o:hr="t" fillcolor="#a0a0a0" stroked="f"/>
+          <v:rect id="_x0000_i1026" style="width:0;height:1.5pt" o:hralign="center" o:hrstd="t" o:hr="t" fillcolor="#a0a0a0" stroked="f"/>
         </w:pict>
       </w:r>
     </w:p>
@@ -7207,7 +8342,39 @@
           <w:b/>
           <w:bCs/>
         </w:rPr>
-        <w:t>Функциональная пригодность (Functional Suitability):</w:t>
+        <w:t>Функциональная пригодность (</w:t>
+      </w:r>
+      <w:proofErr w:type="spellStart"/>
+      <w:r>
+        <w:rPr>
+          <w:b/>
+          <w:bCs/>
+        </w:rPr>
+        <w:t>Functional</w:t>
+      </w:r>
+      <w:proofErr w:type="spellEnd"/>
+      <w:r>
+        <w:rPr>
+          <w:b/>
+          <w:bCs/>
+        </w:rPr>
+        <w:t xml:space="preserve"> </w:t>
+      </w:r>
+      <w:proofErr w:type="spellStart"/>
+      <w:r>
+        <w:rPr>
+          <w:b/>
+          <w:bCs/>
+        </w:rPr>
+        <w:t>Suitability</w:t>
+      </w:r>
+      <w:proofErr w:type="spellEnd"/>
+      <w:r>
+        <w:rPr>
+          <w:b/>
+          <w:bCs/>
+        </w:rPr>
+        <w:t>):</w:t>
       </w:r>
       <w:r>
         <w:t> насколько набор функций соответствует потребностям пользователей.</w:t>
@@ -7283,7 +8450,23 @@
           <w:b/>
           <w:bCs/>
         </w:rPr>
-        <w:t>Производительность (Performance Efficiency):</w:t>
+        <w:t xml:space="preserve">Производительность (Performance </w:t>
+      </w:r>
+      <w:proofErr w:type="spellStart"/>
+      <w:r>
+        <w:rPr>
+          <w:b/>
+          <w:bCs/>
+        </w:rPr>
+        <w:t>Efficiency</w:t>
+      </w:r>
+      <w:proofErr w:type="spellEnd"/>
+      <w:r>
+        <w:rPr>
+          <w:b/>
+          <w:bCs/>
+        </w:rPr>
+        <w:t>):</w:t>
       </w:r>
       <w:r>
         <w:t> эффективность использования ресурсов.</w:t>
@@ -7359,7 +8542,23 @@
           <w:b/>
           <w:bCs/>
         </w:rPr>
-        <w:t>Совместимость (Compatibility):</w:t>
+        <w:t>Совместимость (</w:t>
+      </w:r>
+      <w:proofErr w:type="spellStart"/>
+      <w:r>
+        <w:rPr>
+          <w:b/>
+          <w:bCs/>
+        </w:rPr>
+        <w:t>Compatibility</w:t>
+      </w:r>
+      <w:proofErr w:type="spellEnd"/>
+      <w:r>
+        <w:rPr>
+          <w:b/>
+          <w:bCs/>
+        </w:rPr>
+        <w:t>):</w:t>
       </w:r>
       <w:r>
         <w:t> способность продукта работать с другими системами.</w:t>
@@ -7416,7 +8615,23 @@
           <w:b/>
           <w:bCs/>
         </w:rPr>
-        <w:t>Удобство использования (Usability):</w:t>
+        <w:t>Удобство использования (</w:t>
+      </w:r>
+      <w:proofErr w:type="spellStart"/>
+      <w:r>
+        <w:rPr>
+          <w:b/>
+          <w:bCs/>
+        </w:rPr>
+        <w:t>Usability</w:t>
+      </w:r>
+      <w:proofErr w:type="spellEnd"/>
+      <w:r>
+        <w:rPr>
+          <w:b/>
+          <w:bCs/>
+        </w:rPr>
+        <w:t>):</w:t>
       </w:r>
       <w:r>
         <w:t> насколько продукт понятен и удобен для пользователя.</w:t>
@@ -7530,7 +8745,23 @@
           <w:b/>
           <w:bCs/>
         </w:rPr>
-        <w:t>Надёжность (Reliability):</w:t>
+        <w:t>Надёжность (</w:t>
+      </w:r>
+      <w:proofErr w:type="spellStart"/>
+      <w:r>
+        <w:rPr>
+          <w:b/>
+          <w:bCs/>
+        </w:rPr>
+        <w:t>Reliability</w:t>
+      </w:r>
+      <w:proofErr w:type="spellEnd"/>
+      <w:r>
+        <w:rPr>
+          <w:b/>
+          <w:bCs/>
+        </w:rPr>
+        <w:t>):</w:t>
       </w:r>
       <w:r>
         <w:t> способность работать без сбоев в течение заданного периода.</w:t>
@@ -7659,6 +8890,7 @@
           <w:numId w:val="20"/>
         </w:numPr>
       </w:pPr>
+      <w:proofErr w:type="spellStart"/>
       <w:r>
         <w:rPr>
           <w:i/>
@@ -7666,6 +8898,7 @@
         </w:rPr>
         <w:t>Неотказуемость</w:t>
       </w:r>
+      <w:proofErr w:type="spellEnd"/>
       <w:r>
         <w:t> — доказательность действий.</w:t>
       </w:r>
@@ -7697,12 +8930,37 @@
           <w:numId w:val="20"/>
         </w:numPr>
       </w:pPr>
-      <w:r>
-        <w:rPr>
-          <w:b/>
-          <w:bCs/>
-        </w:rPr>
-        <w:t>Сопровождаемость (Maintainability):</w:t>
+      <w:proofErr w:type="spellStart"/>
+      <w:r>
+        <w:rPr>
+          <w:b/>
+          <w:bCs/>
+        </w:rPr>
+        <w:t>Сопровождаемость</w:t>
+      </w:r>
+      <w:proofErr w:type="spellEnd"/>
+      <w:r>
+        <w:rPr>
+          <w:b/>
+          <w:bCs/>
+        </w:rPr>
+        <w:t xml:space="preserve"> (</w:t>
+      </w:r>
+      <w:proofErr w:type="spellStart"/>
+      <w:r>
+        <w:rPr>
+          <w:b/>
+          <w:bCs/>
+        </w:rPr>
+        <w:t>Maintainability</w:t>
+      </w:r>
+      <w:proofErr w:type="spellEnd"/>
+      <w:r>
+        <w:rPr>
+          <w:b/>
+          <w:bCs/>
+        </w:rPr>
+        <w:t>):</w:t>
       </w:r>
       <w:r>
         <w:t> лёгкость внесения изменений и исправлений.</w:t>
@@ -7754,6 +9012,7 @@
           <w:numId w:val="20"/>
         </w:numPr>
       </w:pPr>
+      <w:proofErr w:type="spellStart"/>
       <w:r>
         <w:rPr>
           <w:i/>
@@ -7761,6 +9020,7 @@
         </w:rPr>
         <w:t>Анализируемость</w:t>
       </w:r>
+      <w:proofErr w:type="spellEnd"/>
       <w:r>
         <w:t> — лёгкость поиска причин дефектов.</w:t>
       </w:r>
@@ -7816,7 +9076,23 @@
           <w:b/>
           <w:bCs/>
         </w:rPr>
-        <w:t>Переносимость (Portability):</w:t>
+        <w:t>Переносимость (</w:t>
+      </w:r>
+      <w:proofErr w:type="spellStart"/>
+      <w:r>
+        <w:rPr>
+          <w:b/>
+          <w:bCs/>
+        </w:rPr>
+        <w:t>Portability</w:t>
+      </w:r>
+      <w:proofErr w:type="spellEnd"/>
+      <w:r>
+        <w:rPr>
+          <w:b/>
+          <w:bCs/>
+        </w:rPr>
+        <w:t>):</w:t>
       </w:r>
       <w:r>
         <w:t> способность работать на разных платформах.</w:t>
@@ -7849,6 +9125,7 @@
           <w:numId w:val="20"/>
         </w:numPr>
       </w:pPr>
+      <w:proofErr w:type="spellStart"/>
       <w:r>
         <w:rPr>
           <w:i/>
@@ -7856,6 +9133,7 @@
         </w:rPr>
         <w:t>Устанавливаемость</w:t>
       </w:r>
+      <w:proofErr w:type="spellEnd"/>
       <w:r>
         <w:t> — простота установки.</w:t>
       </w:r>
@@ -8874,7 +10152,15 @@
         <w:t>Используемые методы:</w:t>
       </w:r>
       <w:r>
-        <w:t> тестирование использует тест-планы, тест-кейсы, автоматизацию; отладка — инструменты разработчика (debugger, логи).</w:t>
+        <w:t> тестирование использует тест-планы, тест-кейсы, автоматизацию; отладка — инструменты разработчика (</w:t>
+      </w:r>
+      <w:proofErr w:type="spellStart"/>
+      <w:r>
+        <w:t>debugger</w:t>
+      </w:r>
+      <w:proofErr w:type="spellEnd"/>
+      <w:r>
+        <w:t>, логи).</w:t>
       </w:r>
     </w:p>
     <w:p>
@@ -9034,7 +10320,15 @@
         <w:t>Допустимые значения</w:t>
       </w:r>
       <w:r>
-        <w:t> — какие данные можно хранить (например, целые числа от -2^31 до 2^31-1 для int).</w:t>
+        <w:t> — какие данные можно хранить (например, целые числа от -2^31 до 2^31-1 для </w:t>
+      </w:r>
+      <w:proofErr w:type="spellStart"/>
+      <w:r>
+        <w:t>int</w:t>
+      </w:r>
+      <w:proofErr w:type="spellEnd"/>
+      <w:r>
+        <w:t>).</w:t>
       </w:r>
     </w:p>
     <w:p>
@@ -9054,7 +10348,23 @@
         <w:t>Объем памяти</w:t>
       </w:r>
       <w:r>
-        <w:t> — сколько байт требуется для хранения значения (например, int обычно 4 байта, char — 1 байт).</w:t>
+        <w:t> — сколько байт требуется для хранения значения (например, </w:t>
+      </w:r>
+      <w:proofErr w:type="spellStart"/>
+      <w:r>
+        <w:t>int</w:t>
+      </w:r>
+      <w:proofErr w:type="spellEnd"/>
+      <w:r>
+        <w:t> обычно 4 байта, </w:t>
+      </w:r>
+      <w:proofErr w:type="spellStart"/>
+      <w:r>
+        <w:t>char</w:t>
+      </w:r>
+      <w:proofErr w:type="spellEnd"/>
+      <w:r>
+        <w:t> — 1 байт).</w:t>
       </w:r>
     </w:p>
     <w:p>
@@ -9073,7 +10383,15 @@
         <w:t>Операции</w:t>
       </w:r>
       <w:r>
-        <w:t> — какие действия разрешены (сложение, сравнение, конкатенация и т.д.).</w:t>
+        <w:t xml:space="preserve"> — какие действия разрешены (сложение, сравнение, конкатенация и </w:t>
+      </w:r>
+      <w:proofErr w:type="gramStart"/>
+      <w:r>
+        <w:t>т.д.</w:t>
+      </w:r>
+      <w:proofErr w:type="gramEnd"/>
+      <w:r>
+        <w:t>).</w:t>
       </w:r>
     </w:p>
     <w:p>
@@ -9159,7 +10477,15 @@
         <w:t>Целочисленный</w:t>
       </w:r>
       <w:r>
-        <w:t> (integer) — целые числа.</w:t>
+        <w:t> (</w:t>
+      </w:r>
+      <w:proofErr w:type="spellStart"/>
+      <w:r>
+        <w:t>integer</w:t>
+      </w:r>
+      <w:proofErr w:type="spellEnd"/>
+      <w:r>
+        <w:t>) — целые числа.</w:t>
       </w:r>
     </w:p>
     <w:p>
@@ -9178,7 +10504,23 @@
         <w:t>Вещественный</w:t>
       </w:r>
       <w:r>
-        <w:t> (float/double) — числа с плавающей точкой.</w:t>
+        <w:t> (</w:t>
+      </w:r>
+      <w:proofErr w:type="spellStart"/>
+      <w:r>
+        <w:t>float</w:t>
+      </w:r>
+      <w:proofErr w:type="spellEnd"/>
+      <w:r>
+        <w:t>/</w:t>
+      </w:r>
+      <w:proofErr w:type="spellStart"/>
+      <w:r>
+        <w:t>double</w:t>
+      </w:r>
+      <w:proofErr w:type="spellEnd"/>
+      <w:r>
+        <w:t>) — числа с плавающей точкой.</w:t>
       </w:r>
     </w:p>
     <w:p>
@@ -9197,7 +10539,15 @@
         <w:t>Символьный</w:t>
       </w:r>
       <w:r>
-        <w:t> (char) — одиночный символ.</w:t>
+        <w:t> (</w:t>
+      </w:r>
+      <w:proofErr w:type="spellStart"/>
+      <w:r>
+        <w:t>char</w:t>
+      </w:r>
+      <w:proofErr w:type="spellEnd"/>
+      <w:r>
+        <w:t>) — одиночный символ.</w:t>
       </w:r>
     </w:p>
     <w:p>
@@ -9216,7 +10566,15 @@
         <w:t>Логический</w:t>
       </w:r>
       <w:r>
-        <w:t> (boolean) — истина/ложь.</w:t>
+        <w:t> (</w:t>
+      </w:r>
+      <w:proofErr w:type="spellStart"/>
+      <w:r>
+        <w:t>boolean</w:t>
+      </w:r>
+      <w:proofErr w:type="spellEnd"/>
+      <w:r>
+        <w:t>) — истина/ложь.</w:t>
       </w:r>
     </w:p>
     <w:p>
@@ -9235,7 +10593,15 @@
         <w:t>Строковый</w:t>
       </w:r>
       <w:r>
-        <w:t> (string) — последовательность символов (в некоторых языках является примитивным, в других — составным, но часто включается в базовые).</w:t>
+        <w:t> (</w:t>
+      </w:r>
+      <w:proofErr w:type="spellStart"/>
+      <w:r>
+        <w:t>string</w:t>
+      </w:r>
+      <w:proofErr w:type="spellEnd"/>
+      <w:r>
+        <w:t>) — последовательность символов (в некоторых языках является примитивным, в других — составным, но часто включается в базовые).</w:t>
       </w:r>
     </w:p>
     <w:p>
@@ -9265,7 +10631,23 @@
           <w:b/>
           <w:bCs/>
         </w:rPr>
-        <w:t>пустой тип (void)</w:t>
+        <w:t>пустой тип (</w:t>
+      </w:r>
+      <w:proofErr w:type="spellStart"/>
+      <w:r>
+        <w:rPr>
+          <w:b/>
+          <w:bCs/>
+        </w:rPr>
+        <w:t>void</w:t>
+      </w:r>
+      <w:proofErr w:type="spellEnd"/>
+      <w:r>
+        <w:rPr>
+          <w:b/>
+          <w:bCs/>
+        </w:rPr>
+        <w:t>)</w:t>
       </w:r>
       <w:r>
         <w:t>, но для учебных целей строковый тип удобен как базовый.</w:t>
@@ -9352,7 +10734,23 @@
           <w:b/>
           <w:bCs/>
         </w:rPr>
-        <w:t>Структуры (struct)</w:t>
+        <w:t>Структуры (</w:t>
+      </w:r>
+      <w:proofErr w:type="spellStart"/>
+      <w:r>
+        <w:rPr>
+          <w:b/>
+          <w:bCs/>
+        </w:rPr>
+        <w:t>struct</w:t>
+      </w:r>
+      <w:proofErr w:type="spellEnd"/>
+      <w:r>
+        <w:rPr>
+          <w:b/>
+          <w:bCs/>
+        </w:rPr>
+        <w:t>)</w:t>
       </w:r>
       <w:r>
         <w:t> — наборы полей разных типов, объединённых под одним именем.</w:t>
@@ -9371,7 +10769,23 @@
           <w:b/>
           <w:bCs/>
         </w:rPr>
-        <w:t>Классы (class)</w:t>
+        <w:t>Классы (</w:t>
+      </w:r>
+      <w:proofErr w:type="spellStart"/>
+      <w:r>
+        <w:rPr>
+          <w:b/>
+          <w:bCs/>
+        </w:rPr>
+        <w:t>class</w:t>
+      </w:r>
+      <w:proofErr w:type="spellEnd"/>
+      <w:r>
+        <w:rPr>
+          <w:b/>
+          <w:bCs/>
+        </w:rPr>
+        <w:t>)</w:t>
       </w:r>
       <w:r>
         <w:t> — как структуры, но с методами и инкапсуляцией.</w:t>
@@ -9428,7 +10842,23 @@
           <w:b/>
           <w:bCs/>
         </w:rPr>
-        <w:t>Объединения (union)</w:t>
+        <w:t>Объединения (</w:t>
+      </w:r>
+      <w:proofErr w:type="spellStart"/>
+      <w:r>
+        <w:rPr>
+          <w:b/>
+          <w:bCs/>
+        </w:rPr>
+        <w:t>union</w:t>
+      </w:r>
+      <w:proofErr w:type="spellEnd"/>
+      <w:r>
+        <w:rPr>
+          <w:b/>
+          <w:bCs/>
+        </w:rPr>
+        <w:t>)</w:t>
       </w:r>
       <w:r>
         <w:t> — позволяют хранить разные типы в одной области памяти.</w:t>
@@ -9447,7 +10877,23 @@
           <w:b/>
           <w:bCs/>
         </w:rPr>
-        <w:t>Перечисления (enum)</w:t>
+        <w:t>Перечисления (</w:t>
+      </w:r>
+      <w:proofErr w:type="spellStart"/>
+      <w:r>
+        <w:rPr>
+          <w:b/>
+          <w:bCs/>
+        </w:rPr>
+        <w:t>enum</w:t>
+      </w:r>
+      <w:proofErr w:type="spellEnd"/>
+      <w:r>
+        <w:rPr>
+          <w:b/>
+          <w:bCs/>
+        </w:rPr>
+        <w:t>)</w:t>
       </w:r>
       <w:r>
         <w:t> — набор именованных констант.</w:t>
@@ -9505,7 +10951,23 @@
           <w:b/>
           <w:bCs/>
         </w:rPr>
-        <w:t>Структура (struct)</w:t>
+        <w:t>Структура (</w:t>
+      </w:r>
+      <w:proofErr w:type="spellStart"/>
+      <w:r>
+        <w:rPr>
+          <w:b/>
+          <w:bCs/>
+        </w:rPr>
+        <w:t>struct</w:t>
+      </w:r>
+      <w:proofErr w:type="spellEnd"/>
+      <w:r>
+        <w:rPr>
+          <w:b/>
+          <w:bCs/>
+        </w:rPr>
+        <w:t>)</w:t>
       </w:r>
       <w:r>
         <w:t> — это составной тип данных, объединяющий под одним именем несколько полей (переменных) произвольных типов. Обычно структуры используются для группировки логически связанных данных (например, точка с координатами x и y). В классическом понимании структуры не содержат методов (функций), хотя в некоторых языках (C++, C#) это разрешено.</w:t>
@@ -9525,7 +10987,23 @@
           <w:b/>
           <w:bCs/>
         </w:rPr>
-        <w:t>Класс (class)</w:t>
+        <w:t>Класс (</w:t>
+      </w:r>
+      <w:proofErr w:type="spellStart"/>
+      <w:r>
+        <w:rPr>
+          <w:b/>
+          <w:bCs/>
+        </w:rPr>
+        <w:t>class</w:t>
+      </w:r>
+      <w:proofErr w:type="spellEnd"/>
+      <w:r>
+        <w:rPr>
+          <w:b/>
+          <w:bCs/>
+        </w:rPr>
+        <w:t>)</w:t>
       </w:r>
       <w:r>
         <w:t> — это более мощная конструкция, которая, помимо полей (данных), содержит </w:t>
@@ -9558,7 +11036,23 @@
         <w:t>Метод</w:t>
       </w:r>
       <w:r>
-        <w:t> — это функция, определённая внутри класса (или структуры, если язык это допускает) и предназначенная для работы с данными объекта. Метод имеет доступ к внутренним полям объекта через неявный указатель/ссылку (this/self). Методы определяют поведение объектов.</w:t>
+        <w:t> — это функция, определённая внутри класса (или структуры, если язык это допускает) и предназначенная для работы с данными объекта. Метод имеет доступ к внутренним полям объекта через неявный указатель/ссылку (</w:t>
+      </w:r>
+      <w:proofErr w:type="spellStart"/>
+      <w:r>
+        <w:t>this</w:t>
+      </w:r>
+      <w:proofErr w:type="spellEnd"/>
+      <w:r>
+        <w:t>/</w:t>
+      </w:r>
+      <w:proofErr w:type="spellStart"/>
+      <w:r>
+        <w:t>self</w:t>
+      </w:r>
+      <w:proofErr w:type="spellEnd"/>
+      <w:r>
+        <w:t>). Методы определяют поведение объектов.</w:t>
       </w:r>
     </w:p>
     <w:p>
@@ -9663,7 +11157,23 @@
                 <w:b/>
                 <w:bCs/>
               </w:rPr>
-              <w:t>Структура (struct)</w:t>
+              <w:t>Структура (</w:t>
+            </w:r>
+            <w:proofErr w:type="spellStart"/>
+            <w:r>
+              <w:rPr>
+                <w:b/>
+                <w:bCs/>
+              </w:rPr>
+              <w:t>struct</w:t>
+            </w:r>
+            <w:proofErr w:type="spellEnd"/>
+            <w:r>
+              <w:rPr>
+                <w:b/>
+                <w:bCs/>
+              </w:rPr>
+              <w:t>)</w:t>
             </w:r>
           </w:p>
         </w:tc>
@@ -9697,7 +11207,23 @@
                 <w:b/>
                 <w:bCs/>
               </w:rPr>
-              <w:t>Класс (class)</w:t>
+              <w:t>Класс (</w:t>
+            </w:r>
+            <w:proofErr w:type="spellStart"/>
+            <w:r>
+              <w:rPr>
+                <w:b/>
+                <w:bCs/>
+              </w:rPr>
+              <w:t>class</w:t>
+            </w:r>
+            <w:proofErr w:type="spellEnd"/>
+            <w:r>
+              <w:rPr>
+                <w:b/>
+                <w:bCs/>
+              </w:rPr>
+              <w:t>)</w:t>
             </w:r>
           </w:p>
         </w:tc>
@@ -9731,7 +11257,23 @@
                 <w:b/>
                 <w:bCs/>
               </w:rPr>
-              <w:t>Метод (method)</w:t>
+              <w:t>Метод (</w:t>
+            </w:r>
+            <w:proofErr w:type="spellStart"/>
+            <w:r>
+              <w:rPr>
+                <w:b/>
+                <w:bCs/>
+              </w:rPr>
+              <w:t>method</w:t>
+            </w:r>
+            <w:proofErr w:type="spellEnd"/>
+            <w:r>
+              <w:rPr>
+                <w:b/>
+                <w:bCs/>
+              </w:rPr>
+              <w:t>)</w:t>
             </w:r>
           </w:p>
         </w:tc>
@@ -10035,7 +11577,31 @@
               <w:pStyle w:val="ac"/>
             </w:pPr>
             <w:r>
-              <w:t>Есть (private, protected, public)</w:t>
+              <w:t>Есть (</w:t>
+            </w:r>
+            <w:proofErr w:type="spellStart"/>
+            <w:r>
+              <w:t>private</w:t>
+            </w:r>
+            <w:proofErr w:type="spellEnd"/>
+            <w:r>
+              <w:t xml:space="preserve">, </w:t>
+            </w:r>
+            <w:proofErr w:type="spellStart"/>
+            <w:r>
+              <w:t>protected</w:t>
+            </w:r>
+            <w:proofErr w:type="spellEnd"/>
+            <w:r>
+              <w:t xml:space="preserve">, </w:t>
+            </w:r>
+            <w:proofErr w:type="spellStart"/>
+            <w:r>
+              <w:t>public</w:t>
+            </w:r>
+            <w:proofErr w:type="spellEnd"/>
+            <w:r>
+              <w:t>)</w:t>
             </w:r>
           </w:p>
         </w:tc>
@@ -10345,7 +11911,21 @@
               <w:rPr>
                 <w:lang w:val="en-US"/>
               </w:rPr>
-              <w:t>struct Point { int x; int y; };</w:t>
+              <w:t xml:space="preserve">struct Point </w:t>
+            </w:r>
+            <w:proofErr w:type="gramStart"/>
+            <w:r>
+              <w:rPr>
+                <w:lang w:val="en-US"/>
+              </w:rPr>
+              <w:t>{ int</w:t>
+            </w:r>
+            <w:proofErr w:type="gramEnd"/>
+            <w:r>
+              <w:rPr>
+                <w:lang w:val="en-US"/>
+              </w:rPr>
+              <w:t xml:space="preserve"> x; int y; };</w:t>
             </w:r>
           </w:p>
         </w:tc>
@@ -10377,7 +11957,35 @@
               <w:rPr>
                 <w:lang w:val="en-US"/>
               </w:rPr>
-              <w:t>class Car { int speed; void accelerate(); };</w:t>
+              <w:t xml:space="preserve">class Car </w:t>
+            </w:r>
+            <w:proofErr w:type="gramStart"/>
+            <w:r>
+              <w:rPr>
+                <w:lang w:val="en-US"/>
+              </w:rPr>
+              <w:t>{ int</w:t>
+            </w:r>
+            <w:proofErr w:type="gramEnd"/>
+            <w:r>
+              <w:rPr>
+                <w:lang w:val="en-US"/>
+              </w:rPr>
+              <w:t xml:space="preserve"> speed; void </w:t>
+            </w:r>
+            <w:proofErr w:type="gramStart"/>
+            <w:r>
+              <w:rPr>
+                <w:lang w:val="en-US"/>
+              </w:rPr>
+              <w:t>accelerate(</w:t>
+            </w:r>
+            <w:proofErr w:type="gramEnd"/>
+            <w:r>
+              <w:rPr>
+                <w:lang w:val="en-US"/>
+              </w:rPr>
+              <w:t>); };</w:t>
             </w:r>
           </w:p>
         </w:tc>
@@ -10402,9 +12010,45 @@
             <w:pPr>
               <w:pStyle w:val="ac"/>
             </w:pPr>
-            <w:r>
-              <w:t>void accelerate() { speed += 10; }</w:t>
-            </w:r>
+            <w:proofErr w:type="spellStart"/>
+            <w:r>
+              <w:t>void</w:t>
+            </w:r>
+            <w:proofErr w:type="spellEnd"/>
+            <w:r>
+              <w:t xml:space="preserve"> </w:t>
+            </w:r>
+            <w:proofErr w:type="spellStart"/>
+            <w:proofErr w:type="gramStart"/>
+            <w:r>
+              <w:t>accelerate</w:t>
+            </w:r>
+            <w:proofErr w:type="spellEnd"/>
+            <w:r>
+              <w:t>(</w:t>
+            </w:r>
+            <w:proofErr w:type="gramEnd"/>
+            <w:r>
+              <w:t xml:space="preserve">) </w:t>
+            </w:r>
+            <w:proofErr w:type="gramStart"/>
+            <w:r>
+              <w:t xml:space="preserve">{ </w:t>
+            </w:r>
+            <w:proofErr w:type="spellStart"/>
+            <w:r>
+              <w:t>speed</w:t>
+            </w:r>
+            <w:proofErr w:type="spellEnd"/>
+            <w:proofErr w:type="gramEnd"/>
+            <w:r>
+              <w:t xml:space="preserve"> += 10</w:t>
+            </w:r>
+            <w:proofErr w:type="gramStart"/>
+            <w:r>
+              <w:t>; }</w:t>
+            </w:r>
+            <w:proofErr w:type="gramEnd"/>
           </w:p>
         </w:tc>
       </w:tr>
@@ -10418,7 +12062,71 @@
           <w:i/>
           <w:iCs/>
         </w:rPr>
-        <w:t>Примечание: в некоторых языках (C++) структуры и классы почти идентичны, различие лишь в уровне доступа по умолчанию (public у struct, private у class).</w:t>
+        <w:t>Примечание: в некоторых языках (C++) структуры и классы почти идентичны, различие лишь в уровне доступа по умолчанию (</w:t>
+      </w:r>
+      <w:proofErr w:type="spellStart"/>
+      <w:r>
+        <w:rPr>
+          <w:i/>
+          <w:iCs/>
+        </w:rPr>
+        <w:t>public</w:t>
+      </w:r>
+      <w:proofErr w:type="spellEnd"/>
+      <w:r>
+        <w:rPr>
+          <w:i/>
+          <w:iCs/>
+        </w:rPr>
+        <w:t xml:space="preserve"> у </w:t>
+      </w:r>
+      <w:proofErr w:type="spellStart"/>
+      <w:r>
+        <w:rPr>
+          <w:i/>
+          <w:iCs/>
+        </w:rPr>
+        <w:t>struct</w:t>
+      </w:r>
+      <w:proofErr w:type="spellEnd"/>
+      <w:r>
+        <w:rPr>
+          <w:i/>
+          <w:iCs/>
+        </w:rPr>
+        <w:t xml:space="preserve">, </w:t>
+      </w:r>
+      <w:proofErr w:type="spellStart"/>
+      <w:r>
+        <w:rPr>
+          <w:i/>
+          <w:iCs/>
+        </w:rPr>
+        <w:t>private</w:t>
+      </w:r>
+      <w:proofErr w:type="spellEnd"/>
+      <w:r>
+        <w:rPr>
+          <w:i/>
+          <w:iCs/>
+        </w:rPr>
+        <w:t xml:space="preserve"> у </w:t>
+      </w:r>
+      <w:proofErr w:type="spellStart"/>
+      <w:r>
+        <w:rPr>
+          <w:i/>
+          <w:iCs/>
+        </w:rPr>
+        <w:t>class</w:t>
+      </w:r>
+      <w:proofErr w:type="spellEnd"/>
+      <w:r>
+        <w:rPr>
+          <w:i/>
+          <w:iCs/>
+        </w:rPr>
+        <w:t>).</w:t>
       </w:r>
     </w:p>
     <w:p>
@@ -10440,7 +12148,23 @@
           <w:bCs/>
         </w:rPr>
         <w:lastRenderedPageBreak/>
-        <w:t>Перечисляемый тип (enum)</w:t>
+        <w:t>Перечисляемый тип (</w:t>
+      </w:r>
+      <w:proofErr w:type="spellStart"/>
+      <w:r>
+        <w:rPr>
+          <w:b/>
+          <w:bCs/>
+        </w:rPr>
+        <w:t>enum</w:t>
+      </w:r>
+      <w:proofErr w:type="spellEnd"/>
+      <w:r>
+        <w:rPr>
+          <w:b/>
+          <w:bCs/>
+        </w:rPr>
+        <w:t>)</w:t>
       </w:r>
       <w:r>
         <w:t> — это производный тип данных, который определяет множество именованных целочисленных констант. Он позволяет задать ограниченный набор возможных значений для переменной, например: дни недели, цвета, состояния.</w:t>
@@ -10477,7 +12201,39 @@
         <w:t>Улучшение читаемости кода.</w:t>
       </w:r>
       <w:r>
-        <w:t> Вместо магических чисел (if (day == 1)) используются осмысленные имена (if (day == MONDAY)).</w:t>
+        <w:t> Вместо магических чисел (</w:t>
+      </w:r>
+      <w:proofErr w:type="spellStart"/>
+      <w:r>
+        <w:t>if</w:t>
+      </w:r>
+      <w:proofErr w:type="spellEnd"/>
+      <w:r>
+        <w:t xml:space="preserve"> (</w:t>
+      </w:r>
+      <w:proofErr w:type="spellStart"/>
+      <w:r>
+        <w:t>day</w:t>
+      </w:r>
+      <w:proofErr w:type="spellEnd"/>
+      <w:r>
+        <w:t xml:space="preserve"> == 1)) используются осмысленные имена (</w:t>
+      </w:r>
+      <w:proofErr w:type="spellStart"/>
+      <w:r>
+        <w:t>if</w:t>
+      </w:r>
+      <w:proofErr w:type="spellEnd"/>
+      <w:r>
+        <w:t xml:space="preserve"> (</w:t>
+      </w:r>
+      <w:proofErr w:type="spellStart"/>
+      <w:r>
+        <w:t>day</w:t>
+      </w:r>
+      <w:proofErr w:type="spellEnd"/>
+      <w:r>
+        <w:t xml:space="preserve"> == MONDAY)).</w:t>
       </w:r>
     </w:p>
     <w:p>
@@ -10515,7 +12271,15 @@
         <w:t>Упрощение рефакторинга.</w:t>
       </w:r>
       <w:r>
-        <w:t> Если нужно изменить числовое значение константы, достаточно изменить его в определении enum, а не искать по всему коду.</w:t>
+        <w:t xml:space="preserve"> Если нужно изменить числовое значение константы, достаточно изменить его в определении </w:t>
+      </w:r>
+      <w:proofErr w:type="spellStart"/>
+      <w:r>
+        <w:t>enum</w:t>
+      </w:r>
+      <w:proofErr w:type="spellEnd"/>
+      <w:r>
+        <w:t>, а не искать по всему коду.</w:t>
       </w:r>
     </w:p>
     <w:p>
@@ -10534,24 +12298,33 @@
         <w:t>Безопасность типов.</w:t>
       </w:r>
       <w:r>
-        <w:t> Переменная типа enum не может быть неявно смешана с целыми числами без явного приведения (в некоторых языках).</w:t>
-      </w:r>
-    </w:p>
-    <w:p>
-      <w:pPr>
-        <w:pStyle w:val="ac"/>
-        <w:rPr>
-          <w:b/>
-          <w:bCs/>
-        </w:rPr>
-      </w:pPr>
-    </w:p>
-    <w:p>
-      <w:pPr>
-        <w:pStyle w:val="ac"/>
-        <w:rPr>
-          <w:b/>
-          <w:bCs/>
+        <w:t> Переменная типа </w:t>
+      </w:r>
+      <w:proofErr w:type="spellStart"/>
+      <w:r>
+        <w:t>enum</w:t>
+      </w:r>
+      <w:proofErr w:type="spellEnd"/>
+      <w:r>
+        <w:t> не может быть неявно смешана с целыми числами без явного приведения (в некоторых языках).</w:t>
+      </w:r>
+    </w:p>
+    <w:p>
+      <w:pPr>
+        <w:pStyle w:val="ac"/>
+        <w:rPr>
+          <w:b/>
+          <w:bCs/>
+        </w:rPr>
+      </w:pPr>
+    </w:p>
+    <w:p>
+      <w:pPr>
+        <w:pStyle w:val="ac"/>
+        <w:rPr>
+          <w:b/>
+          <w:bCs/>
+          <w:lang w:val="en-US"/>
         </w:rPr>
       </w:pPr>
       <w:r>
@@ -10573,6 +12346,9 @@
     <w:p>
       <w:pPr>
         <w:pStyle w:val="ac"/>
+        <w:rPr>
+          <w:lang w:val="en-US"/>
+        </w:rPr>
       </w:pPr>
     </w:p>
     <w:p>
@@ -10614,6 +12390,7 @@
           <w14:ligatures w14:val="none"/>
         </w:rPr>
       </w:pPr>
+      <w:proofErr w:type="spellStart"/>
       <w:r>
         <w:rPr>
           <w:rFonts w:ascii="Cascadia Mono" w:eastAsia="Times New Roman" w:hAnsi="Cascadia Mono" w:cs="Courier New"/>
@@ -10627,6 +12404,7 @@
         </w:rPr>
         <w:t>enum</w:t>
       </w:r>
+      <w:proofErr w:type="spellEnd"/>
       <w:r>
         <w:rPr>
           <w:rFonts w:ascii="Cascadia Mono" w:eastAsia="Times New Roman" w:hAnsi="Cascadia Mono" w:cs="Courier New"/>
@@ -10666,6 +12444,7 @@
         </w:rPr>
         <w:t xml:space="preserve"> </w:t>
       </w:r>
+      <w:proofErr w:type="gramStart"/>
       <w:r>
         <w:rPr>
           <w:rFonts w:ascii="Cascadia Mono" w:eastAsia="Times New Roman" w:hAnsi="Cascadia Mono" w:cs="Courier New"/>
@@ -10692,6 +12471,7 @@
         </w:rPr>
         <w:t xml:space="preserve"> MONDAY</w:t>
       </w:r>
+      <w:proofErr w:type="gramEnd"/>
       <w:r>
         <w:rPr>
           <w:rFonts w:ascii="Cascadia Mono" w:eastAsia="Times New Roman" w:hAnsi="Cascadia Mono" w:cs="Courier New"/>
@@ -10846,7 +12626,21 @@
           <w:lang w:val="en-US" w:eastAsia="ru-RU"/>
           <w14:ligatures w14:val="none"/>
         </w:rPr>
-        <w:t xml:space="preserve"> SUNDAY </w:t>
+        <w:t xml:space="preserve"> </w:t>
+      </w:r>
+      <w:proofErr w:type="gramStart"/>
+      <w:r>
+        <w:rPr>
+          <w:rFonts w:ascii="Cascadia Mono" w:eastAsia="Times New Roman" w:hAnsi="Cascadia Mono" w:cs="Courier New"/>
+          <w:color w:val="DADADA"/>
+          <w:kern w:val="0"/>
+          <w:sz w:val="21"/>
+          <w:szCs w:val="21"/>
+          <w:bdr w:val="none" w:sz="0" w:space="0" w:color="auto" w:frame="1"/>
+          <w:lang w:val="en-US" w:eastAsia="ru-RU"/>
+          <w14:ligatures w14:val="none"/>
+        </w:rPr>
+        <w:t xml:space="preserve">SUNDAY </w:t>
       </w:r>
       <w:r>
         <w:rPr>
@@ -10859,7 +12653,21 @@
           <w:lang w:val="en-US" w:eastAsia="ru-RU"/>
           <w14:ligatures w14:val="none"/>
         </w:rPr>
-        <w:t>};</w:t>
+        <w:t>}</w:t>
+      </w:r>
+      <w:proofErr w:type="gramEnd"/>
+      <w:r>
+        <w:rPr>
+          <w:rFonts w:ascii="Cascadia Mono" w:eastAsia="Times New Roman" w:hAnsi="Cascadia Mono" w:cs="Courier New"/>
+          <w:color w:val="B3B3B3"/>
+          <w:kern w:val="0"/>
+          <w:sz w:val="21"/>
+          <w:szCs w:val="21"/>
+          <w:bdr w:val="none" w:sz="0" w:space="0" w:color="auto" w:frame="1"/>
+          <w:lang w:val="en-US" w:eastAsia="ru-RU"/>
+          <w14:ligatures w14:val="none"/>
+        </w:rPr>
+        <w:t>;</w:t>
       </w:r>
     </w:p>
     <w:p>
@@ -10894,10 +12702,11 @@
           <w:rFonts w:ascii="Courier New" w:eastAsia="Times New Roman" w:hAnsi="Courier New" w:cs="Courier New"/>
           <w:color w:val="DADADA"/>
           <w:kern w:val="0"/>
-          <w:lang w:val="en-US" w:eastAsia="ru-RU"/>
+          <w:lang w:eastAsia="ru-RU"/>
           <w14:ligatures w14:val="none"/>
         </w:rPr>
       </w:pPr>
+      <w:proofErr w:type="spellStart"/>
       <w:r>
         <w:rPr>
           <w:rFonts w:ascii="Cascadia Mono" w:eastAsia="Times New Roman" w:hAnsi="Cascadia Mono" w:cs="Courier New"/>
@@ -10911,6 +12720,46 @@
         </w:rPr>
         <w:t>enum</w:t>
       </w:r>
+      <w:proofErr w:type="spellEnd"/>
+      <w:r>
+        <w:rPr>
+          <w:rFonts w:ascii="Cascadia Mono" w:eastAsia="Times New Roman" w:hAnsi="Cascadia Mono" w:cs="Courier New"/>
+          <w:color w:val="DADADA"/>
+          <w:kern w:val="0"/>
+          <w:sz w:val="21"/>
+          <w:szCs w:val="21"/>
+          <w:bdr w:val="none" w:sz="0" w:space="0" w:color="auto" w:frame="1"/>
+          <w:lang w:eastAsia="ru-RU"/>
+          <w14:ligatures w14:val="none"/>
+        </w:rPr>
+        <w:t xml:space="preserve"> </w:t>
+      </w:r>
+      <w:r>
+        <w:rPr>
+          <w:rFonts w:ascii="Cascadia Mono" w:eastAsia="Times New Roman" w:hAnsi="Cascadia Mono" w:cs="Courier New"/>
+          <w:color w:val="E0DE71"/>
+          <w:kern w:val="0"/>
+          <w:sz w:val="21"/>
+          <w:szCs w:val="21"/>
+          <w:bdr w:val="none" w:sz="0" w:space="0" w:color="auto" w:frame="1"/>
+          <w:lang w:val="en-US" w:eastAsia="ru-RU"/>
+          <w14:ligatures w14:val="none"/>
+        </w:rPr>
+        <w:t>Day</w:t>
+      </w:r>
+      <w:r>
+        <w:rPr>
+          <w:rFonts w:ascii="Cascadia Mono" w:eastAsia="Times New Roman" w:hAnsi="Cascadia Mono" w:cs="Courier New"/>
+          <w:color w:val="DADADA"/>
+          <w:kern w:val="0"/>
+          <w:sz w:val="21"/>
+          <w:szCs w:val="21"/>
+          <w:bdr w:val="none" w:sz="0" w:space="0" w:color="auto" w:frame="1"/>
+          <w:lang w:eastAsia="ru-RU"/>
+          <w14:ligatures w14:val="none"/>
+        </w:rPr>
+        <w:t xml:space="preserve"> </w:t>
+      </w:r>
       <w:r>
         <w:rPr>
           <w:rFonts w:ascii="Cascadia Mono" w:eastAsia="Times New Roman" w:hAnsi="Cascadia Mono" w:cs="Courier New"/>
@@ -10922,20 +12771,46 @@
           <w:lang w:val="en-US" w:eastAsia="ru-RU"/>
           <w14:ligatures w14:val="none"/>
         </w:rPr>
-        <w:t xml:space="preserve"> </w:t>
+        <w:t>today</w:t>
       </w:r>
       <w:r>
         <w:rPr>
           <w:rFonts w:ascii="Cascadia Mono" w:eastAsia="Times New Roman" w:hAnsi="Cascadia Mono" w:cs="Courier New"/>
-          <w:color w:val="E0DE71"/>
+          <w:color w:val="DADADA"/>
           <w:kern w:val="0"/>
           <w:sz w:val="21"/>
           <w:szCs w:val="21"/>
           <w:bdr w:val="none" w:sz="0" w:space="0" w:color="auto" w:frame="1"/>
-          <w:lang w:val="en-US" w:eastAsia="ru-RU"/>
+          <w:lang w:eastAsia="ru-RU"/>
           <w14:ligatures w14:val="none"/>
         </w:rPr>
-        <w:t>Day</w:t>
+        <w:t xml:space="preserve"> </w:t>
+      </w:r>
+      <w:r>
+        <w:rPr>
+          <w:rFonts w:ascii="Cascadia Mono" w:eastAsia="Times New Roman" w:hAnsi="Cascadia Mono" w:cs="Courier New"/>
+          <w:color w:val="FB464C"/>
+          <w:kern w:val="0"/>
+          <w:sz w:val="21"/>
+          <w:szCs w:val="21"/>
+          <w:bdr w:val="none" w:sz="0" w:space="0" w:color="auto" w:frame="1"/>
+          <w:lang w:eastAsia="ru-RU"/>
+          <w14:ligatures w14:val="none"/>
+        </w:rPr>
+        <w:t>=</w:t>
+      </w:r>
+      <w:r>
+        <w:rPr>
+          <w:rFonts w:ascii="Cascadia Mono" w:eastAsia="Times New Roman" w:hAnsi="Cascadia Mono" w:cs="Courier New"/>
+          <w:color w:val="DADADA"/>
+          <w:kern w:val="0"/>
+          <w:sz w:val="21"/>
+          <w:szCs w:val="21"/>
+          <w:bdr w:val="none" w:sz="0" w:space="0" w:color="auto" w:frame="1"/>
+          <w:lang w:eastAsia="ru-RU"/>
+          <w14:ligatures w14:val="none"/>
+        </w:rPr>
+        <w:t xml:space="preserve"> </w:t>
       </w:r>
       <w:r>
         <w:rPr>
@@ -10948,33 +12823,7 @@
           <w:lang w:val="en-US" w:eastAsia="ru-RU"/>
           <w14:ligatures w14:val="none"/>
         </w:rPr>
-        <w:t xml:space="preserve"> today </w:t>
-      </w:r>
-      <w:r>
-        <w:rPr>
-          <w:rFonts w:ascii="Cascadia Mono" w:eastAsia="Times New Roman" w:hAnsi="Cascadia Mono" w:cs="Courier New"/>
-          <w:color w:val="FB464C"/>
-          <w:kern w:val="0"/>
-          <w:sz w:val="21"/>
-          <w:szCs w:val="21"/>
-          <w:bdr w:val="none" w:sz="0" w:space="0" w:color="auto" w:frame="1"/>
-          <w:lang w:val="en-US" w:eastAsia="ru-RU"/>
-          <w14:ligatures w14:val="none"/>
-        </w:rPr>
-        <w:t>=</w:t>
-      </w:r>
-      <w:r>
-        <w:rPr>
-          <w:rFonts w:ascii="Cascadia Mono" w:eastAsia="Times New Roman" w:hAnsi="Cascadia Mono" w:cs="Courier New"/>
-          <w:color w:val="DADADA"/>
-          <w:kern w:val="0"/>
-          <w:sz w:val="21"/>
-          <w:szCs w:val="21"/>
-          <w:bdr w:val="none" w:sz="0" w:space="0" w:color="auto" w:frame="1"/>
-          <w:lang w:val="en-US" w:eastAsia="ru-RU"/>
-          <w14:ligatures w14:val="none"/>
-        </w:rPr>
-        <w:t xml:space="preserve"> WEDNESDAY</w:t>
+        <w:t>WEDNESDAY</w:t>
       </w:r>
       <w:r>
         <w:rPr>
@@ -10984,7 +12833,7 @@
           <w:sz w:val="21"/>
           <w:szCs w:val="21"/>
           <w:bdr w:val="none" w:sz="0" w:space="0" w:color="auto" w:frame="1"/>
-          <w:lang w:val="en-US" w:eastAsia="ru-RU"/>
+          <w:lang w:eastAsia="ru-RU"/>
           <w14:ligatures w14:val="none"/>
         </w:rPr>
         <w:t>;</w:t>
@@ -10993,266 +12842,235 @@
     <w:p>
       <w:pPr>
         <w:pStyle w:val="ac"/>
+      </w:pPr>
+    </w:p>
+    <w:p>
+      <w:pPr>
+        <w:pStyle w:val="ac"/>
+      </w:pPr>
+      <w:r>
+        <w:t>По</w:t>
+      </w:r>
+      <w:r>
+        <w:t xml:space="preserve"> </w:t>
+      </w:r>
+      <w:r>
+        <w:t>умолчанию</w:t>
+      </w:r>
+      <w:r>
+        <w:t xml:space="preserve"> </w:t>
+      </w:r>
+      <w:r>
+        <w:t>значения</w:t>
+      </w:r>
+      <w:r>
+        <w:t xml:space="preserve"> </w:t>
+      </w:r>
+      <w:r>
+        <w:t>присваиваются</w:t>
+      </w:r>
+      <w:r>
+        <w:t xml:space="preserve"> </w:t>
+      </w:r>
+      <w:r>
+        <w:t>последовательно</w:t>
+      </w:r>
+      <w:r>
+        <w:t xml:space="preserve"> </w:t>
+      </w:r>
+      <w:r>
+        <w:t>с</w:t>
+      </w:r>
+      <w:r>
+        <w:t xml:space="preserve"> </w:t>
+      </w:r>
+      <w:r>
+        <w:t>нуля</w:t>
+      </w:r>
+      <w:r>
+        <w:t xml:space="preserve"> (</w:t>
+      </w:r>
+      <w:r>
         <w:rPr>
           <w:lang w:val="en-US"/>
         </w:rPr>
-      </w:pPr>
-    </w:p>
-    <w:p>
-      <w:pPr>
-        <w:pStyle w:val="ac"/>
-      </w:pPr>
-      <w:r>
-        <w:t>По</w:t>
+        <w:t>MONDAY</w:t>
+      </w:r>
+      <w:r>
+        <w:t xml:space="preserve">=0, </w:t>
       </w:r>
       <w:r>
         <w:rPr>
           <w:lang w:val="en-US"/>
         </w:rPr>
+        <w:t>TUESDAY</w:t>
+      </w:r>
+      <w:r>
+        <w:t xml:space="preserve">=1 </w:t>
+      </w:r>
+      <w:r>
+        <w:t>и</w:t>
+      </w:r>
+      <w:r>
         <w:t xml:space="preserve"> </w:t>
       </w:r>
-      <w:r>
-        <w:t>умолчанию</w:t>
-      </w:r>
-      <w:r>
+      <w:proofErr w:type="gramStart"/>
+      <w:r>
+        <w:t>т</w:t>
+      </w:r>
+      <w:r>
+        <w:t>.</w:t>
+      </w:r>
+      <w:r>
+        <w:t>д</w:t>
+      </w:r>
+      <w:r>
+        <w:t>.</w:t>
+      </w:r>
+      <w:proofErr w:type="gramEnd"/>
+      <w:r>
+        <w:t xml:space="preserve">), </w:t>
+      </w:r>
+      <w:r>
+        <w:t>но</w:t>
+      </w:r>
+      <w:r>
+        <w:t xml:space="preserve"> </w:t>
+      </w:r>
+      <w:r>
+        <w:t>можно</w:t>
+      </w:r>
+      <w:r>
+        <w:t xml:space="preserve"> </w:t>
+      </w:r>
+      <w:r>
+        <w:t>задать</w:t>
+      </w:r>
+      <w:r>
+        <w:t xml:space="preserve"> </w:t>
+      </w:r>
+      <w:r>
+        <w:t>свои</w:t>
+      </w:r>
+      <w:r>
+        <w:t xml:space="preserve"> </w:t>
+      </w:r>
+      <w:r>
+        <w:t>числа</w:t>
+      </w:r>
+      <w:r>
+        <w:t>:</w:t>
+      </w:r>
+    </w:p>
+    <w:p>
+      <w:pPr>
+        <w:pStyle w:val="ac"/>
         <w:rPr>
           <w:lang w:val="en-US"/>
         </w:rPr>
+      </w:pPr>
+      <w:proofErr w:type="spellStart"/>
+      <w:r>
+        <w:rPr>
+          <w:lang w:val="en-US"/>
+        </w:rPr>
+        <w:t>enum</w:t>
+      </w:r>
+      <w:proofErr w:type="spellEnd"/>
+      <w:r>
+        <w:rPr>
+          <w:lang w:val="en-US"/>
+        </w:rPr>
         <w:t xml:space="preserve"> </w:t>
       </w:r>
       <w:r>
-        <w:t>значения</w:t>
-      </w:r>
-      <w:r>
         <w:rPr>
           <w:lang w:val="en-US"/>
         </w:rPr>
+        <w:t>Status</w:t>
+      </w:r>
+      <w:r>
+        <w:rPr>
+          <w:lang w:val="en-US"/>
+        </w:rPr>
         <w:t xml:space="preserve"> </w:t>
       </w:r>
-      <w:r>
-        <w:t>присваиваются</w:t>
-      </w:r>
+      <w:proofErr w:type="gramStart"/>
       <w:r>
         <w:rPr>
           <w:lang w:val="en-US"/>
         </w:rPr>
-        <w:t xml:space="preserve"> </w:t>
-      </w:r>
-      <w:r>
-        <w:t>последовательно</w:t>
+        <w:t xml:space="preserve">{ </w:t>
       </w:r>
       <w:r>
         <w:rPr>
           <w:lang w:val="en-US"/>
         </w:rPr>
-        <w:t xml:space="preserve"> </w:t>
-      </w:r>
-      <w:r>
-        <w:t>с</w:t>
-      </w:r>
+        <w:t>OK</w:t>
+      </w:r>
+      <w:proofErr w:type="gramEnd"/>
       <w:r>
         <w:rPr>
           <w:lang w:val="en-US"/>
         </w:rPr>
-        <w:t xml:space="preserve"> </w:t>
-      </w:r>
-      <w:r>
-        <w:t>нуля</w:t>
+        <w:t xml:space="preserve"> = 200, </w:t>
       </w:r>
       <w:r>
         <w:rPr>
           <w:lang w:val="en-US"/>
         </w:rPr>
-        <w:t xml:space="preserve"> (</w:t>
+        <w:t>NOT</w:t>
       </w:r>
       <w:r>
         <w:rPr>
           <w:lang w:val="en-US"/>
         </w:rPr>
-        <w:t>MONDAY</w:t>
+        <w:t>_</w:t>
       </w:r>
       <w:r>
         <w:rPr>
           <w:lang w:val="en-US"/>
         </w:rPr>
-        <w:t xml:space="preserve">=0, </w:t>
+        <w:t>FOUND</w:t>
       </w:r>
       <w:r>
         <w:rPr>
           <w:lang w:val="en-US"/>
         </w:rPr>
-        <w:t>TUESDAY</w:t>
+        <w:t xml:space="preserve"> = 404, </w:t>
       </w:r>
       <w:r>
         <w:rPr>
           <w:lang w:val="en-US"/>
         </w:rPr>
-        <w:t xml:space="preserve">=1 </w:t>
-      </w:r>
-      <w:r>
-        <w:t>и</w:t>
+        <w:t>SERVER</w:t>
       </w:r>
       <w:r>
         <w:rPr>
           <w:lang w:val="en-US"/>
         </w:rPr>
-        <w:t xml:space="preserve"> </w:t>
-      </w:r>
-      <w:r>
-        <w:t>т</w:t>
+        <w:t>_</w:t>
       </w:r>
       <w:r>
         <w:rPr>
           <w:lang w:val="en-US"/>
         </w:rPr>
-        <w:t>.</w:t>
-      </w:r>
-      <w:r>
-        <w:t>д</w:t>
+        <w:t>ERROR</w:t>
       </w:r>
       <w:r>
         <w:rPr>
           <w:lang w:val="en-US"/>
         </w:rPr>
-        <w:t xml:space="preserve">.), </w:t>
-      </w:r>
-      <w:r>
-        <w:t>но</w:t>
-      </w:r>
+        <w:t xml:space="preserve"> = 500 </w:t>
+      </w:r>
+      <w:proofErr w:type="gramStart"/>
       <w:r>
         <w:rPr>
           <w:lang w:val="en-US"/>
         </w:rPr>
-        <w:t xml:space="preserve"> </w:t>
-      </w:r>
-      <w:r>
-        <w:t>можно</w:t>
-      </w:r>
-      <w:r>
-        <w:rPr>
-          <w:lang w:val="en-US"/>
-        </w:rPr>
-        <w:t xml:space="preserve"> </w:t>
-      </w:r>
-      <w:r>
-        <w:t>задать</w:t>
-      </w:r>
-      <w:r>
-        <w:rPr>
-          <w:lang w:val="en-US"/>
-        </w:rPr>
-        <w:t xml:space="preserve"> </w:t>
-      </w:r>
-      <w:r>
-        <w:t>свои</w:t>
-      </w:r>
-      <w:r>
-        <w:rPr>
-          <w:lang w:val="en-US"/>
-        </w:rPr>
-        <w:t xml:space="preserve"> </w:t>
-      </w:r>
-      <w:r>
-        <w:t>числа</w:t>
-      </w:r>
-      <w:r>
-        <w:rPr>
-          <w:lang w:val="en-US"/>
-        </w:rPr>
-        <w:t>:</w:t>
-      </w:r>
-    </w:p>
-    <w:p>
-      <w:pPr>
-        <w:pStyle w:val="ac"/>
-        <w:rPr>
-          <w:lang w:val="en-US"/>
-        </w:rPr>
-      </w:pPr>
-      <w:r>
-        <w:rPr>
-          <w:lang w:val="en-US"/>
-        </w:rPr>
-        <w:t>enum</w:t>
-      </w:r>
-      <w:r>
-        <w:rPr>
-          <w:lang w:val="en-US"/>
-        </w:rPr>
-        <w:t xml:space="preserve"> </w:t>
-      </w:r>
-      <w:r>
-        <w:rPr>
-          <w:lang w:val="en-US"/>
-        </w:rPr>
-        <w:t>Status</w:t>
-      </w:r>
-      <w:r>
-        <w:rPr>
-          <w:lang w:val="en-US"/>
-        </w:rPr>
-        <w:t xml:space="preserve"> { </w:t>
-      </w:r>
-      <w:r>
-        <w:rPr>
-          <w:lang w:val="en-US"/>
-        </w:rPr>
-        <w:t>OK</w:t>
-      </w:r>
-      <w:r>
-        <w:rPr>
-          <w:lang w:val="en-US"/>
-        </w:rPr>
-        <w:t xml:space="preserve"> = 200, </w:t>
-      </w:r>
-      <w:r>
-        <w:rPr>
-          <w:lang w:val="en-US"/>
-        </w:rPr>
-        <w:t>NOT</w:t>
-      </w:r>
-      <w:r>
-        <w:rPr>
-          <w:lang w:val="en-US"/>
-        </w:rPr>
-        <w:t>_</w:t>
-      </w:r>
-      <w:r>
-        <w:rPr>
-          <w:lang w:val="en-US"/>
-        </w:rPr>
-        <w:t>FOUND</w:t>
-      </w:r>
-      <w:r>
-        <w:rPr>
-          <w:lang w:val="en-US"/>
-        </w:rPr>
-        <w:t xml:space="preserve"> = 404, </w:t>
-      </w:r>
-      <w:r>
-        <w:rPr>
-          <w:lang w:val="en-US"/>
-        </w:rPr>
-        <w:t>SERVER</w:t>
-      </w:r>
-      <w:r>
-        <w:rPr>
-          <w:lang w:val="en-US"/>
-        </w:rPr>
-        <w:t>_</w:t>
-      </w:r>
-      <w:r>
-        <w:rPr>
-          <w:lang w:val="en-US"/>
-        </w:rPr>
-        <w:t>ERROR</w:t>
-      </w:r>
-      <w:r>
-        <w:rPr>
-          <w:lang w:val="en-US"/>
-        </w:rPr>
-        <w:t xml:space="preserve"> = 500 };.</w:t>
-      </w:r>
+        <w:t>};.</w:t>
+      </w:r>
+      <w:proofErr w:type="gramEnd"/>
     </w:p>
     <w:p>
       <w:pPr>
@@ -11270,50 +13088,6 @@
     </w:sectPr>
   </w:body>
 </w:document>
-</file>
-
-<file path=word/comments.xml><?xml version="1.0" encoding="utf-8"?>
-<w:comments xmlns:wpc="http://schemas.microsoft.com/office/word/2010/wordprocessingCanvas" xmlns:cx="http://schemas.microsoft.com/office/drawing/2014/chartex" xmlns:cx1="http://schemas.microsoft.com/office/drawing/2015/9/8/chartex" xmlns:cx2="http://schemas.microsoft.com/office/drawing/2015/10/21/chartex" xmlns:cx3="http://schemas.microsoft.com/office/drawing/2016/5/9/chartex" xmlns:cx4="http://schemas.microsoft.com/office/drawing/2016/5/10/chartex" xmlns:cx5="http://schemas.microsoft.com/office/drawing/2016/5/11/chartex" xmlns:cx6="http://schemas.microsoft.com/office/drawing/2016/5/12/chartex" xmlns:cx7="http://schemas.microsoft.com/office/drawing/2016/5/13/chartex" xmlns:cx8="http://schemas.microsoft.com/office/drawing/2016/5/14/chartex" xmlns:mc="http://schemas.openxmlformats.org/markup-compatibility/2006" xmlns:aink="http://schemas.microsoft.com/office/drawing/2016/ink" xmlns:am3d="http://schemas.microsoft.com/office/drawing/2017/model3d" xmlns:o="urn:schemas-microsoft-com:office:office" xmlns:oel="http://schemas.microsoft.com/office/2019/extlst" xmlns:r="http://schemas.openxmlformats.org/officeDocument/2006/relationships" xmlns:m="http://schemas.openxmlformats.org/officeDocument/2006/math" xmlns:v="urn:schemas-microsoft-com:vml" xmlns:wp14="http://schemas.microsoft.com/office/word/2010/wordprocessingDrawing" xmlns:wp="http://schemas.openxmlformats.org/drawingml/2006/wordprocessingDrawing" xmlns:w10="urn:schemas-microsoft-com:office:word" xmlns:w="http://schemas.openxmlformats.org/wordprocessingml/2006/main" xmlns:w14="http://schemas.microsoft.com/office/word/2010/wordml" xmlns:w15="http://schemas.microsoft.com/office/word/2012/wordml" xmlns:w16cex="http://schemas.microsoft.com/office/word/2018/wordml/cex" xmlns:w16cid="http://schemas.microsoft.com/office/word/2016/wordml/cid" xmlns:w16="http://schemas.microsoft.com/office/word/2018/wordml" xmlns:w16du="http://schemas.microsoft.com/office/word/2023/wordml/word16du" xmlns:w16sdtdh="http://schemas.microsoft.com/office/word/2020/wordml/sdtdatahash" xmlns:w16sdtfl="http://schemas.microsoft.com/office/word/2024/wordml/sdtformatlock" xmlns:w16se="http://schemas.microsoft.com/office/word/2015/wordml/symex" xmlns:wpg="http://schemas.microsoft.com/office/word/2010/wordprocessingGroup" xmlns:wpi="http://schemas.microsoft.com/office/word/2010/wordprocessingInk" xmlns:wne="http://schemas.microsoft.com/office/word/2006/wordml" xmlns:wps="http://schemas.microsoft.com/office/word/2010/wordprocessingShape" mc:Ignorable="w14 w15 w16se w16cid w16 w16cex w16sdtdh w16sdtfl w16du wp14">
-  <w:comment w:id="0" w:author="SLL" w:date="2026-09-09T00:00:00Z" w:initials="S">
-    <w:p>
-      <w:pPr>
-        <w:pStyle w:val="af0"/>
-      </w:pPr>
-      <w:r>
-        <w:rPr>
-          <w:rStyle w:val="af"/>
-        </w:rPr>
-        <w:annotationRef/>
-      </w:r>
-      <w:hyperlink r:id="rId1" w:history="1">
-        <w:r>
-          <w:rPr>
-            <w:rStyle w:val="ad"/>
-          </w:rPr>
-          <w:t>https://github.com/SlavaSlavyan/Note-3/tree/obsidian/%D0%9E%D1%81%D0%BD%D0%BE%D0%B2%D1%8B%20%D0%B0%D0%BB%D0%B3%D0%BE%D1%80%D0%B8%D1%82%D0%BC%D0%B8%D0%B7%D0%B0%D1%86%D0%B8%D0%B8%20%D0%B8%20%D0%BF%D1%80%D0%BE%D0%B3%D1%80%D0%B0%D0%BC%D0%BC%D0%B8%D1%80%D0%BE%D0%B2%D0%B0%D0%BD%D0%B8%D1%8F</w:t>
-        </w:r>
-      </w:hyperlink>
-    </w:p>
-  </w:comment>
-</w:comments>
-</file>
-
-<file path=word/commentsExtended.xml><?xml version="1.0" encoding="utf-8"?>
-<w15:commentsEx xmlns:wpc="http://schemas.microsoft.com/office/word/2010/wordprocessingCanvas" xmlns:cx="http://schemas.microsoft.com/office/drawing/2014/chartex" xmlns:cx1="http://schemas.microsoft.com/office/drawing/2015/9/8/chartex" xmlns:cx2="http://schemas.microsoft.com/office/drawing/2015/10/21/chartex" xmlns:cx3="http://schemas.microsoft.com/office/drawing/2016/5/9/chartex" xmlns:cx4="http://schemas.microsoft.com/office/drawing/2016/5/10/chartex" xmlns:cx5="http://schemas.microsoft.com/office/drawing/2016/5/11/chartex" xmlns:cx6="http://schemas.microsoft.com/office/drawing/2016/5/12/chartex" xmlns:cx7="http://schemas.microsoft.com/office/drawing/2016/5/13/chartex" xmlns:cx8="http://schemas.microsoft.com/office/drawing/2016/5/14/chartex" xmlns:mc="http://schemas.openxmlformats.org/markup-compatibility/2006" xmlns:aink="http://schemas.microsoft.com/office/drawing/2016/ink" xmlns:am3d="http://schemas.microsoft.com/office/drawing/2017/model3d" xmlns:o="urn:schemas-microsoft-com:office:office" xmlns:oel="http://schemas.microsoft.com/office/2019/extlst" xmlns:r="http://schemas.openxmlformats.org/officeDocument/2006/relationships" xmlns:m="http://schemas.openxmlformats.org/officeDocument/2006/math" xmlns:v="urn:schemas-microsoft-com:vml" xmlns:wp14="http://schemas.microsoft.com/office/word/2010/wordprocessingDrawing" xmlns:wp="http://schemas.openxmlformats.org/drawingml/2006/wordprocessingDrawing" xmlns:w10="urn:schemas-microsoft-com:office:word" xmlns:w="http://schemas.openxmlformats.org/wordprocessingml/2006/main" xmlns:w14="http://schemas.microsoft.com/office/word/2010/wordml" xmlns:w15="http://schemas.microsoft.com/office/word/2012/wordml" xmlns:w16cex="http://schemas.microsoft.com/office/word/2018/wordml/cex" xmlns:w16cid="http://schemas.microsoft.com/office/word/2016/wordml/cid" xmlns:w16="http://schemas.microsoft.com/office/word/2018/wordml" xmlns:w16du="http://schemas.microsoft.com/office/word/2023/wordml/word16du" xmlns:w16sdtdh="http://schemas.microsoft.com/office/word/2020/wordml/sdtdatahash" xmlns:w16sdtfl="http://schemas.microsoft.com/office/word/2024/wordml/sdtformatlock" xmlns:w16se="http://schemas.microsoft.com/office/word/2015/wordml/symex" xmlns:wpg="http://schemas.microsoft.com/office/word/2010/wordprocessingGroup" xmlns:wpi="http://schemas.microsoft.com/office/word/2010/wordprocessingInk" xmlns:wne="http://schemas.microsoft.com/office/word/2006/wordml" xmlns:wps="http://schemas.microsoft.com/office/word/2010/wordprocessingShape" mc:Ignorable="w14 w15 w16se w16cid w16 w16cex w16sdtdh w16sdtfl w16du wp14">
-  <w15:commentEx w15:paraId="28DADEBF" w15:done="1"/>
-</w15:commentsEx>
-</file>
-
-<file path=word/commentsExtensible.xml><?xml version="1.0" encoding="utf-8"?>
-<w16cex:commentsExtensible xmlns:wpc="http://schemas.microsoft.com/office/word/2010/wordprocessingCanvas" xmlns:cx="http://schemas.microsoft.com/office/drawing/2014/chartex" xmlns:cx1="http://schemas.microsoft.com/office/drawing/2015/9/8/chartex" xmlns:cx2="http://schemas.microsoft.com/office/drawing/2015/10/21/chartex" xmlns:cx3="http://schemas.microsoft.com/office/drawing/2016/5/9/chartex" xmlns:cx4="http://schemas.microsoft.com/office/drawing/2016/5/10/chartex" xmlns:cx5="http://schemas.microsoft.com/office/drawing/2016/5/11/chartex" xmlns:cx6="http://schemas.microsoft.com/office/drawing/2016/5/12/chartex" xmlns:cx7="http://schemas.microsoft.com/office/drawing/2016/5/13/chartex" xmlns:cx8="http://schemas.microsoft.com/office/drawing/2016/5/14/chartex" xmlns:cr="http://schemas.microsoft.com/office/comments/2020/reactions" xmlns:mc="http://schemas.openxmlformats.org/markup-compatibility/2006" xmlns:aink="http://schemas.microsoft.com/office/drawing/2016/ink" xmlns:am3d="http://schemas.microsoft.com/office/drawing/2017/model3d" xmlns:o="urn:schemas-microsoft-com:office:office" xmlns:oel="http://schemas.microsoft.com/office/2019/extlst" xmlns:r="http://schemas.openxmlformats.org/officeDocument/2006/relationships" xmlns:m="http://schemas.openxmlformats.org/officeDocument/2006/math" xmlns:v="urn:schemas-microsoft-com:vml" xmlns:wp14="http://schemas.microsoft.com/office/word/2010/wordprocessingDrawing" xmlns:wp="http://schemas.openxmlformats.org/drawingml/2006/wordprocessingDrawing" xmlns:w10="urn:schemas-microsoft-com:office:word" xmlns:w="http://schemas.openxmlformats.org/wordprocessingml/2006/main" xmlns:w14="http://schemas.microsoft.com/office/word/2010/wordml" xmlns:w15="http://schemas.microsoft.com/office/word/2012/wordml" xmlns:w16cex="http://schemas.microsoft.com/office/word/2018/wordml/cex" xmlns:w16cid="http://schemas.microsoft.com/office/word/2016/wordml/cid" xmlns:w16="http://schemas.microsoft.com/office/word/2018/wordml" xmlns:w16du="http://schemas.microsoft.com/office/word/2023/wordml/word16du" xmlns:w16sdtdh="http://schemas.microsoft.com/office/word/2020/wordml/sdtdatahash" xmlns:w16sdtfl="http://schemas.microsoft.com/office/word/2024/wordml/sdtformatlock" xmlns:w16se="http://schemas.microsoft.com/office/word/2015/wordml/symex" xmlns:wpg="http://schemas.microsoft.com/office/word/2010/wordprocessingGroup" xmlns:wpi="http://schemas.microsoft.com/office/word/2010/wordprocessingInk" xmlns:wne="http://schemas.microsoft.com/office/word/2006/wordml" xmlns:wps="http://schemas.microsoft.com/office/word/2010/wordprocessingShape" mc:Ignorable="w14 w15 w16se w16cid w16 w16cex w16sdtdh w16sdtfl cr w16du wp14">
-  <w16cex:commentExtensible w16cex:durableId="43A5BE50" w16cex:dateUtc="2026-09-08T21:00:00Z"/>
-</w16cex:commentsExtensible>
-</file>
-
-<file path=word/commentsIds.xml><?xml version="1.0" encoding="utf-8"?>
-<w16cid:commentsIds xmlns:wpc="http://schemas.microsoft.com/office/word/2010/wordprocessingCanvas" xmlns:cx="http://schemas.microsoft.com/office/drawing/2014/chartex" xmlns:cx1="http://schemas.microsoft.com/office/drawing/2015/9/8/chartex" xmlns:cx2="http://schemas.microsoft.com/office/drawing/2015/10/21/chartex" xmlns:cx3="http://schemas.microsoft.com/office/drawing/2016/5/9/chartex" xmlns:cx4="http://schemas.microsoft.com/office/drawing/2016/5/10/chartex" xmlns:cx5="http://schemas.microsoft.com/office/drawing/2016/5/11/chartex" xmlns:cx6="http://schemas.microsoft.com/office/drawing/2016/5/12/chartex" xmlns:cx7="http://schemas.microsoft.com/office/drawing/2016/5/13/chartex" xmlns:cx8="http://schemas.microsoft.com/office/drawing/2016/5/14/chartex" xmlns:mc="http://schemas.openxmlformats.org/markup-compatibility/2006" xmlns:aink="http://schemas.microsoft.com/office/drawing/2016/ink" xmlns:am3d="http://schemas.microsoft.com/office/drawing/2017/model3d" xmlns:o="urn:schemas-microsoft-com:office:office" xmlns:oel="http://schemas.microsoft.com/office/2019/extlst" xmlns:r="http://schemas.openxmlformats.org/officeDocument/2006/relationships" xmlns:m="http://schemas.openxmlformats.org/officeDocument/2006/math" xmlns:v="urn:schemas-microsoft-com:vml" xmlns:wp14="http://schemas.microsoft.com/office/word/2010/wordprocessingDrawing" xmlns:wp="http://schemas.openxmlformats.org/drawingml/2006/wordprocessingDrawing" xmlns:w10="urn:schemas-microsoft-com:office:word" xmlns:w="http://schemas.openxmlformats.org/wordprocessingml/2006/main" xmlns:w14="http://schemas.microsoft.com/office/word/2010/wordml" xmlns:w15="http://schemas.microsoft.com/office/word/2012/wordml" xmlns:w16cex="http://schemas.microsoft.com/office/word/2018/wordml/cex" xmlns:w16cid="http://schemas.microsoft.com/office/word/2016/wordml/cid" xmlns:w16="http://schemas.microsoft.com/office/word/2018/wordml" xmlns:w16du="http://schemas.microsoft.com/office/word/2023/wordml/word16du" xmlns:w16sdtdh="http://schemas.microsoft.com/office/word/2020/wordml/sdtdatahash" xmlns:w16sdtfl="http://schemas.microsoft.com/office/word/2024/wordml/sdtformatlock" xmlns:w16se="http://schemas.microsoft.com/office/word/2015/wordml/symex" xmlns:wpg="http://schemas.microsoft.com/office/word/2010/wordprocessingGroup" xmlns:wpi="http://schemas.microsoft.com/office/word/2010/wordprocessingInk" xmlns:wne="http://schemas.microsoft.com/office/word/2006/wordml" xmlns:wps="http://schemas.microsoft.com/office/word/2010/wordprocessingShape" mc:Ignorable="w14 w15 w16se w16cid w16 w16cex w16sdtdh w16sdtfl w16du wp14">
-  <w16cid:commentId w16cid:paraId="28DADEBF" w16cid:durableId="43A5BE50"/>
-</w16cid:commentsIds>
 </file>
 
 <file path=word/numbering.xml><?xml version="1.0" encoding="utf-8"?>
@@ -15196,14 +16970,6 @@
   </w:num>
   <w:numIdMacAtCleanup w:val="28"/>
 </w:numbering>
-</file>
-
-<file path=word/people.xml><?xml version="1.0" encoding="utf-8"?>
-<w15:people xmlns:wpc="http://schemas.microsoft.com/office/word/2010/wordprocessingCanvas" xmlns:cx="http://schemas.microsoft.com/office/drawing/2014/chartex" xmlns:cx1="http://schemas.microsoft.com/office/drawing/2015/9/8/chartex" xmlns:cx2="http://schemas.microsoft.com/office/drawing/2015/10/21/chartex" xmlns:cx3="http://schemas.microsoft.com/office/drawing/2016/5/9/chartex" xmlns:cx4="http://schemas.microsoft.com/office/drawing/2016/5/10/chartex" xmlns:cx5="http://schemas.microsoft.com/office/drawing/2016/5/11/chartex" xmlns:cx6="http://schemas.microsoft.com/office/drawing/2016/5/12/chartex" xmlns:cx7="http://schemas.microsoft.com/office/drawing/2016/5/13/chartex" xmlns:cx8="http://schemas.microsoft.com/office/drawing/2016/5/14/chartex" xmlns:mc="http://schemas.openxmlformats.org/markup-compatibility/2006" xmlns:aink="http://schemas.microsoft.com/office/drawing/2016/ink" xmlns:am3d="http://schemas.microsoft.com/office/drawing/2017/model3d" xmlns:o="urn:schemas-microsoft-com:office:office" xmlns:oel="http://schemas.microsoft.com/office/2019/extlst" xmlns:r="http://schemas.openxmlformats.org/officeDocument/2006/relationships" xmlns:m="http://schemas.openxmlformats.org/officeDocument/2006/math" xmlns:v="urn:schemas-microsoft-com:vml" xmlns:wp14="http://schemas.microsoft.com/office/word/2010/wordprocessingDrawing" xmlns:wp="http://schemas.openxmlformats.org/drawingml/2006/wordprocessingDrawing" xmlns:w10="urn:schemas-microsoft-com:office:word" xmlns:w="http://schemas.openxmlformats.org/wordprocessingml/2006/main" xmlns:w14="http://schemas.microsoft.com/office/word/2010/wordml" xmlns:w15="http://schemas.microsoft.com/office/word/2012/wordml" xmlns:w16cex="http://schemas.microsoft.com/office/word/2018/wordml/cex" xmlns:w16cid="http://schemas.microsoft.com/office/word/2016/wordml/cid" xmlns:w16="http://schemas.microsoft.com/office/word/2018/wordml" xmlns:w16du="http://schemas.microsoft.com/office/word/2023/wordml/word16du" xmlns:w16sdtdh="http://schemas.microsoft.com/office/word/2020/wordml/sdtdatahash" xmlns:w16sdtfl="http://schemas.microsoft.com/office/word/2024/wordml/sdtformatlock" xmlns:w16se="http://schemas.microsoft.com/office/word/2015/wordml/symex" xmlns:wpg="http://schemas.microsoft.com/office/word/2010/wordprocessingGroup" xmlns:wpi="http://schemas.microsoft.com/office/word/2010/wordprocessingInk" xmlns:wne="http://schemas.microsoft.com/office/word/2006/wordml" xmlns:wps="http://schemas.microsoft.com/office/word/2010/wordprocessingShape" mc:Ignorable="w14 w15 w16se w16cid w16 w16cex w16sdtdh w16sdtfl w16du wp14">
-  <w15:person w15:author="SLL">
-    <w15:presenceInfo w15:providerId="None" w15:userId="SLL"/>
-  </w15:person>
-</w15:people>
 </file>
 
 <file path=word/styles.xml><?xml version="1.0" encoding="utf-8"?>
@@ -15807,6 +17573,7 @@
   <w:style w:type="character" w:default="1" w:styleId="a0">
     <w:name w:val="Default Paragraph Font"/>
     <w:uiPriority w:val="1"/>
+    <w:semiHidden/>
     <w:unhideWhenUsed/>
   </w:style>
   <w:style w:type="table" w:default="1" w:styleId="a1">
